--- a/docs/ACTIVIDAD 3 COMPONENTES DE LÓGICA NEGOCIO.docx
+++ b/docs/ACTIVIDAD 3 COMPONENTES DE LÓGICA NEGOCIO.docx
@@ -285,13 +285,7 @@
               <w:rPr>
                 <w:rFonts w:ascii="Arial" w:hAnsi="Arial" w:cs="Arial"/>
               </w:rPr>
-              <w:t xml:space="preserve"> </w:t>
-            </w:r>
-            <w:r>
-              <w:rPr>
-                <w:rFonts w:ascii="Arial" w:hAnsi="Arial" w:cs="Arial"/>
-              </w:rPr>
-              <w:t>3</w:t>
+              <w:t xml:space="preserve"> 3</w:t>
             </w:r>
           </w:p>
         </w:tc>
@@ -385,25 +379,7 @@
               <w:rPr>
                 <w:rFonts w:ascii="Arial" w:hAnsi="Arial" w:cs="Arial"/>
               </w:rPr>
-              <w:t>17</w:t>
-            </w:r>
-            <w:r>
-              <w:rPr>
-                <w:rFonts w:ascii="Arial" w:hAnsi="Arial" w:cs="Arial"/>
-              </w:rPr>
-              <w:t>/</w:t>
-            </w:r>
-            <w:r>
-              <w:rPr>
-                <w:rFonts w:ascii="Arial" w:hAnsi="Arial" w:cs="Arial"/>
-              </w:rPr>
-              <w:t>10</w:t>
-            </w:r>
-            <w:r>
-              <w:rPr>
-                <w:rFonts w:ascii="Arial" w:hAnsi="Arial" w:cs="Arial"/>
-              </w:rPr>
-              <w:t>/2026</w:t>
+              <w:t>17/10/2026</w:t>
             </w:r>
           </w:p>
         </w:tc>
@@ -446,19 +422,7 @@
               <w:rPr>
                 <w:rFonts w:ascii="Arial" w:hAnsi="Arial" w:cs="Arial"/>
               </w:rPr>
-              <w:t xml:space="preserve">Documento de caso asignado enviado por el </w:t>
-            </w:r>
-            <w:r>
-              <w:rPr>
-                <w:rFonts w:ascii="Arial" w:hAnsi="Arial" w:cs="Arial"/>
-              </w:rPr>
-              <w:t>profesor</w:t>
-            </w:r>
-            <w:r>
-              <w:rPr>
-                <w:rFonts w:ascii="Arial" w:hAnsi="Arial" w:cs="Arial"/>
-              </w:rPr>
-              <w:t>. (2026). Caso 11: FitZone.</w:t>
+              <w:t>Documento de caso asignado enviado por el profesor. (2026). Caso 11: FitZone.</w:t>
             </w:r>
           </w:p>
           <w:p>
@@ -4530,41 +4494,13 @@
                 <w:szCs w:val="16"/>
               </w:rPr>
             </w:pPr>
-            <w:proofErr w:type="spellStart"/>
             <w:r>
               <w:rPr>
                 <w:rFonts w:asciiTheme="majorHAnsi" w:hAnsiTheme="majorHAnsi"/>
                 <w:sz w:val="16"/>
                 <w:szCs w:val="16"/>
               </w:rPr>
-              <w:t>ISocioRepository</w:t>
-            </w:r>
-            <w:proofErr w:type="spellEnd"/>
-            <w:r>
-              <w:rPr>
-                <w:rFonts w:asciiTheme="majorHAnsi" w:hAnsiTheme="majorHAnsi"/>
-                <w:sz w:val="16"/>
-                <w:szCs w:val="16"/>
-              </w:rPr>
-              <w:t xml:space="preserve">, </w:t>
-            </w:r>
-            <w:proofErr w:type="spellStart"/>
-            <w:r>
-              <w:rPr>
-                <w:rFonts w:asciiTheme="majorHAnsi" w:hAnsiTheme="majorHAnsi"/>
-                <w:sz w:val="16"/>
-                <w:szCs w:val="16"/>
-              </w:rPr>
-              <w:t>IClaseProgramadaRepository</w:t>
-            </w:r>
-            <w:proofErr w:type="spellEnd"/>
-            <w:r>
-              <w:rPr>
-                <w:rFonts w:asciiTheme="majorHAnsi" w:hAnsiTheme="majorHAnsi"/>
-                <w:sz w:val="16"/>
-                <w:szCs w:val="16"/>
-              </w:rPr>
-              <w:t>, Socio, ClaseProgramada</w:t>
+              <w:t>ISocioRepository, IClaseProgramadaRepository, Socio, ClaseProgramada</w:t>
             </w:r>
           </w:p>
         </w:tc>
@@ -8218,25 +8154,7 @@
           <w:sz w:val="24"/>
           <w:szCs w:val="24"/>
         </w:rPr>
-        <w:t>Los archivos fuente .drawio se incluyen en /</w:t>
-      </w:r>
-      <w:proofErr w:type="spellStart"/>
-      <w:r>
-        <w:rPr>
-          <w:rFonts w:asciiTheme="majorHAnsi" w:hAnsiTheme="majorHAnsi"/>
-          <w:sz w:val="24"/>
-          <w:szCs w:val="24"/>
-        </w:rPr>
-        <w:t>diagrams</w:t>
-      </w:r>
-      <w:proofErr w:type="spellEnd"/>
-      <w:r>
-        <w:rPr>
-          <w:rFonts w:asciiTheme="majorHAnsi" w:hAnsiTheme="majorHAnsi"/>
-          <w:sz w:val="24"/>
-          <w:szCs w:val="24"/>
-        </w:rPr>
-        <w:t xml:space="preserve"> del repositorio</w:t>
+        <w:t>Los archivos fuente .drawio se incluyen en /diagrams del repositorio</w:t>
       </w:r>
       <w:r>
         <w:rPr>
@@ -10606,12 +10524,6 @@
         <w:gridCol w:w="6760"/>
       </w:tblGrid>
       <w:tr>
-        <w:tblPrEx>
-          <w:tblCellMar>
-            <w:top w:w="0" w:type="dxa"/>
-            <w:bottom w:w="0" w:type="dxa"/>
-          </w:tblCellMar>
-        </w:tblPrEx>
         <w:trPr>
           <w:cantSplit/>
           <w:tblHeader/>
@@ -10678,12 +10590,6 @@
         </w:tc>
       </w:tr>
       <w:tr>
-        <w:tblPrEx>
-          <w:tblCellMar>
-            <w:top w:w="0" w:type="dxa"/>
-            <w:bottom w:w="0" w:type="dxa"/>
-          </w:tblCellMar>
-        </w:tblPrEx>
         <w:trPr>
           <w:cantSplit/>
         </w:trPr>
@@ -10745,12 +10651,6 @@
         </w:tc>
       </w:tr>
       <w:tr>
-        <w:tblPrEx>
-          <w:tblCellMar>
-            <w:top w:w="0" w:type="dxa"/>
-            <w:bottom w:w="0" w:type="dxa"/>
-          </w:tblCellMar>
-        </w:tblPrEx>
         <w:trPr>
           <w:cantSplit/>
         </w:trPr>
@@ -10820,12 +10720,6 @@
         </w:tc>
       </w:tr>
       <w:tr>
-        <w:tblPrEx>
-          <w:tblCellMar>
-            <w:top w:w="0" w:type="dxa"/>
-            <w:bottom w:w="0" w:type="dxa"/>
-          </w:tblCellMar>
-        </w:tblPrEx>
         <w:trPr>
           <w:cantSplit/>
         </w:trPr>
@@ -10887,12 +10781,6 @@
         </w:tc>
       </w:tr>
       <w:tr>
-        <w:tblPrEx>
-          <w:tblCellMar>
-            <w:top w:w="0" w:type="dxa"/>
-            <w:bottom w:w="0" w:type="dxa"/>
-          </w:tblCellMar>
-        </w:tblPrEx>
         <w:trPr>
           <w:cantSplit/>
         </w:trPr>
@@ -10962,12 +10850,6 @@
         </w:tc>
       </w:tr>
       <w:tr>
-        <w:tblPrEx>
-          <w:tblCellMar>
-            <w:top w:w="0" w:type="dxa"/>
-            <w:bottom w:w="0" w:type="dxa"/>
-          </w:tblCellMar>
-        </w:tblPrEx>
         <w:trPr>
           <w:cantSplit/>
         </w:trPr>
@@ -11075,12 +10957,6 @@
         <w:gridCol w:w="6360"/>
       </w:tblGrid>
       <w:tr>
-        <w:tblPrEx>
-          <w:tblCellMar>
-            <w:top w:w="0" w:type="dxa"/>
-            <w:bottom w:w="0" w:type="dxa"/>
-          </w:tblCellMar>
-        </w:tblPrEx>
         <w:trPr>
           <w:cantSplit/>
           <w:tblHeader/>
@@ -11177,12 +11053,6 @@
         </w:tc>
       </w:tr>
       <w:tr>
-        <w:tblPrEx>
-          <w:tblCellMar>
-            <w:top w:w="0" w:type="dxa"/>
-            <w:bottom w:w="0" w:type="dxa"/>
-          </w:tblCellMar>
-        </w:tblPrEx>
         <w:trPr>
           <w:cantSplit/>
         </w:trPr>
@@ -11272,12 +11142,6 @@
         </w:tc>
       </w:tr>
       <w:tr>
-        <w:tblPrEx>
-          <w:tblCellMar>
-            <w:top w:w="0" w:type="dxa"/>
-            <w:bottom w:w="0" w:type="dxa"/>
-          </w:tblCellMar>
-        </w:tblPrEx>
         <w:trPr>
           <w:cantSplit/>
         </w:trPr>
@@ -11367,12 +11231,6 @@
         </w:tc>
       </w:tr>
       <w:tr>
-        <w:tblPrEx>
-          <w:tblCellMar>
-            <w:top w:w="0" w:type="dxa"/>
-            <w:bottom w:w="0" w:type="dxa"/>
-          </w:tblCellMar>
-        </w:tblPrEx>
         <w:trPr>
           <w:cantSplit/>
         </w:trPr>
@@ -11462,12 +11320,6 @@
         </w:tc>
       </w:tr>
       <w:tr>
-        <w:tblPrEx>
-          <w:tblCellMar>
-            <w:top w:w="0" w:type="dxa"/>
-            <w:bottom w:w="0" w:type="dxa"/>
-          </w:tblCellMar>
-        </w:tblPrEx>
         <w:trPr>
           <w:cantSplit/>
         </w:trPr>
@@ -11557,12 +11409,6 @@
         </w:tc>
       </w:tr>
       <w:tr>
-        <w:tblPrEx>
-          <w:tblCellMar>
-            <w:top w:w="0" w:type="dxa"/>
-            <w:bottom w:w="0" w:type="dxa"/>
-          </w:tblCellMar>
-        </w:tblPrEx>
         <w:trPr>
           <w:cantSplit/>
         </w:trPr>
@@ -11652,12 +11498,6 @@
         </w:tc>
       </w:tr>
       <w:tr>
-        <w:tblPrEx>
-          <w:tblCellMar>
-            <w:top w:w="0" w:type="dxa"/>
-            <w:bottom w:w="0" w:type="dxa"/>
-          </w:tblCellMar>
-        </w:tblPrEx>
         <w:trPr>
           <w:cantSplit/>
         </w:trPr>
@@ -11846,12 +11686,6 @@
         <w:gridCol w:w="1810"/>
       </w:tblGrid>
       <w:tr>
-        <w:tblPrEx>
-          <w:tblCellMar>
-            <w:top w:w="0" w:type="dxa"/>
-            <w:bottom w:w="0" w:type="dxa"/>
-          </w:tblCellMar>
-        </w:tblPrEx>
         <w:trPr>
           <w:cantSplit/>
           <w:tblHeader/>
@@ -12063,12 +11897,6 @@
         </w:tc>
       </w:tr>
       <w:tr>
-        <w:tblPrEx>
-          <w:tblCellMar>
-            <w:top w:w="0" w:type="dxa"/>
-            <w:bottom w:w="0" w:type="dxa"/>
-          </w:tblCellMar>
-        </w:tblPrEx>
         <w:trPr>
           <w:cantSplit/>
         </w:trPr>
@@ -12152,25 +11980,7 @@
                 <w:sz w:val="19"/>
                 <w:szCs w:val="19"/>
               </w:rPr>
-              <w:t xml:space="preserve">Comparar </w:t>
-            </w:r>
-            <w:proofErr w:type="spellStart"/>
-            <w:r>
-              <w:rPr>
-                <w:rFonts w:asciiTheme="majorHAnsi" w:hAnsiTheme="majorHAnsi"/>
-                <w:sz w:val="19"/>
-                <w:szCs w:val="19"/>
-              </w:rPr>
-              <w:t>Transaction</w:t>
-            </w:r>
-            <w:proofErr w:type="spellEnd"/>
-            <w:r>
-              <w:rPr>
-                <w:rFonts w:asciiTheme="majorHAnsi" w:hAnsiTheme="majorHAnsi"/>
-                <w:sz w:val="19"/>
-                <w:szCs w:val="19"/>
-              </w:rPr>
-              <w:t xml:space="preserve"> Script, Table Module y Domain Model para FitZone con base en las reglas del BRD de U2, exigiendo declarar supuestos.</w:t>
+              <w:t>Comparar Transaction Script, Table Module y Domain Model para FitZone con base en las reglas del BRD de U2, exigiendo declarar supuestos.</w:t>
             </w:r>
           </w:p>
         </w:tc>
@@ -12260,12 +12070,6 @@
         </w:tc>
       </w:tr>
       <w:tr>
-        <w:tblPrEx>
-          <w:tblCellMar>
-            <w:top w:w="0" w:type="dxa"/>
-            <w:bottom w:w="0" w:type="dxa"/>
-          </w:tblCellMar>
-        </w:tblPrEx>
         <w:trPr>
           <w:cantSplit/>
         </w:trPr>
@@ -12385,25 +12189,7 @@
                 <w:sz w:val="19"/>
                 <w:szCs w:val="19"/>
               </w:rPr>
-              <w:t xml:space="preserve">, </w:t>
-            </w:r>
-            <w:proofErr w:type="spellStart"/>
-            <w:r>
-              <w:rPr>
-                <w:rFonts w:asciiTheme="majorHAnsi" w:hAnsiTheme="majorHAnsi"/>
-                <w:sz w:val="19"/>
-                <w:szCs w:val="19"/>
-              </w:rPr>
-              <w:t>Aggregates</w:t>
-            </w:r>
-            <w:proofErr w:type="spellEnd"/>
-            <w:r>
-              <w:rPr>
-                <w:rFonts w:asciiTheme="majorHAnsi" w:hAnsiTheme="majorHAnsi"/>
-                <w:sz w:val="19"/>
-                <w:szCs w:val="19"/>
-              </w:rPr>
-              <w:t xml:space="preserve"> y Domain </w:t>
+              <w:t xml:space="preserve">, Aggregates y Domain </w:t>
             </w:r>
             <w:proofErr w:type="spellStart"/>
             <w:r>
@@ -12449,25 +12235,7 @@
                 <w:sz w:val="19"/>
                 <w:szCs w:val="19"/>
               </w:rPr>
-              <w:t xml:space="preserve">Mapa de dominio con 2 </w:t>
-            </w:r>
-            <w:proofErr w:type="spellStart"/>
-            <w:r>
-              <w:rPr>
-                <w:rFonts w:asciiTheme="majorHAnsi" w:hAnsiTheme="majorHAnsi"/>
-                <w:sz w:val="19"/>
-                <w:szCs w:val="19"/>
-              </w:rPr>
-              <w:t>Aggregates</w:t>
-            </w:r>
-            <w:proofErr w:type="spellEnd"/>
-            <w:r>
-              <w:rPr>
-                <w:rFonts w:asciiTheme="majorHAnsi" w:hAnsiTheme="majorHAnsi"/>
-                <w:sz w:val="19"/>
-                <w:szCs w:val="19"/>
-              </w:rPr>
-              <w:t xml:space="preserve"> (ClaseProgramada, Socio) y su diagrama visual.</w:t>
+              <w:t>Mapa de dominio con 2 Aggregates (ClaseProgramada, Socio) y su diagrama visual.</w:t>
             </w:r>
           </w:p>
         </w:tc>
@@ -12529,12 +12297,6 @@
         </w:tc>
       </w:tr>
       <w:tr>
-        <w:tblPrEx>
-          <w:tblCellMar>
-            <w:top w:w="0" w:type="dxa"/>
-            <w:bottom w:w="0" w:type="dxa"/>
-          </w:tblCellMar>
-        </w:tblPrEx>
         <w:trPr>
           <w:cantSplit/>
         </w:trPr>
@@ -12618,43 +12380,7 @@
                 <w:sz w:val="19"/>
                 <w:szCs w:val="19"/>
               </w:rPr>
-              <w:t xml:space="preserve">Proponer firmas de </w:t>
-            </w:r>
-            <w:proofErr w:type="spellStart"/>
-            <w:r>
-              <w:rPr>
-                <w:rFonts w:asciiTheme="majorHAnsi" w:hAnsiTheme="majorHAnsi"/>
-                <w:sz w:val="19"/>
-                <w:szCs w:val="19"/>
-              </w:rPr>
-              <w:t>Application</w:t>
-            </w:r>
-            <w:proofErr w:type="spellEnd"/>
-            <w:r>
-              <w:rPr>
-                <w:rFonts w:asciiTheme="majorHAnsi" w:hAnsiTheme="majorHAnsi"/>
-                <w:sz w:val="19"/>
-                <w:szCs w:val="19"/>
-              </w:rPr>
-              <w:t xml:space="preserve"> </w:t>
-            </w:r>
-            <w:proofErr w:type="spellStart"/>
-            <w:r>
-              <w:rPr>
-                <w:rFonts w:asciiTheme="majorHAnsi" w:hAnsiTheme="majorHAnsi"/>
-                <w:sz w:val="19"/>
-                <w:szCs w:val="19"/>
-              </w:rPr>
-              <w:t>Services</w:t>
-            </w:r>
-            <w:proofErr w:type="spellEnd"/>
-            <w:r>
-              <w:rPr>
-                <w:rFonts w:asciiTheme="majorHAnsi" w:hAnsiTheme="majorHAnsi"/>
-                <w:sz w:val="19"/>
-                <w:szCs w:val="19"/>
-              </w:rPr>
-              <w:t xml:space="preserve"> a partir de los 5 casos de uso, separando coordinación de reglas de dominio.</w:t>
+              <w:t>Proponer firmas de Application Services a partir de los 5 casos de uso, separando coordinación de reglas de dominio.</w:t>
             </w:r>
           </w:p>
         </w:tc>
@@ -12762,12 +12488,6 @@
         </w:tc>
       </w:tr>
       <w:tr>
-        <w:tblPrEx>
-          <w:tblCellMar>
-            <w:top w:w="0" w:type="dxa"/>
-            <w:bottom w:w="0" w:type="dxa"/>
-          </w:tblCellMar>
-        </w:tblPrEx>
         <w:trPr>
           <w:cantSplit/>
         </w:trPr>
@@ -12851,43 +12571,7 @@
                 <w:sz w:val="19"/>
                 <w:szCs w:val="19"/>
               </w:rPr>
-              <w:t xml:space="preserve">Señalar posibles violaciones SOLID en la Service Layer, </w:t>
-            </w:r>
-            <w:proofErr w:type="spellStart"/>
-            <w:r>
-              <w:rPr>
-                <w:rFonts w:asciiTheme="majorHAnsi" w:hAnsiTheme="majorHAnsi"/>
-                <w:sz w:val="19"/>
-                <w:szCs w:val="19"/>
-              </w:rPr>
-              <w:t>Repository</w:t>
-            </w:r>
-            <w:proofErr w:type="spellEnd"/>
-            <w:r>
-              <w:rPr>
-                <w:rFonts w:asciiTheme="majorHAnsi" w:hAnsiTheme="majorHAnsi"/>
-                <w:sz w:val="19"/>
-                <w:szCs w:val="19"/>
-              </w:rPr>
-              <w:t xml:space="preserve"> y </w:t>
-            </w:r>
-            <w:proofErr w:type="spellStart"/>
-            <w:r>
-              <w:rPr>
-                <w:rFonts w:asciiTheme="majorHAnsi" w:hAnsiTheme="majorHAnsi"/>
-                <w:sz w:val="19"/>
-                <w:szCs w:val="19"/>
-              </w:rPr>
-              <w:t>Aggregates</w:t>
-            </w:r>
-            <w:proofErr w:type="spellEnd"/>
-            <w:r>
-              <w:rPr>
-                <w:rFonts w:asciiTheme="majorHAnsi" w:hAnsiTheme="majorHAnsi"/>
-                <w:sz w:val="19"/>
-                <w:szCs w:val="19"/>
-              </w:rPr>
-              <w:t>, sin reescribir todo el diseño.</w:t>
+              <w:t>Señalar posibles violaciones SOLID en la Service Layer, Repository y Aggregates, sin reescribir todo el diseño.</w:t>
             </w:r>
           </w:p>
         </w:tc>
@@ -12943,25 +12627,7 @@
                 <w:sz w:val="19"/>
                 <w:szCs w:val="19"/>
               </w:rPr>
-              <w:t xml:space="preserve">La IA sugería heredar </w:t>
-            </w:r>
-            <w:proofErr w:type="spellStart"/>
-            <w:r>
-              <w:rPr>
-                <w:rFonts w:asciiTheme="majorHAnsi" w:hAnsiTheme="majorHAnsi"/>
-                <w:sz w:val="19"/>
-                <w:szCs w:val="19"/>
-              </w:rPr>
-              <w:t>ReservaDropIn</w:t>
-            </w:r>
-            <w:proofErr w:type="spellEnd"/>
-            <w:r>
-              <w:rPr>
-                <w:rFonts w:asciiTheme="majorHAnsi" w:hAnsiTheme="majorHAnsi"/>
-                <w:sz w:val="19"/>
-                <w:szCs w:val="19"/>
-              </w:rPr>
-              <w:t xml:space="preserve"> de Reserva; riesgo de violar </w:t>
+              <w:t xml:space="preserve">La IA sugería heredar ReservaDropIn de Reserva; riesgo de violar </w:t>
             </w:r>
             <w:proofErr w:type="spellStart"/>
             <w:r>
@@ -13007,36 +12673,12 @@
                 <w:sz w:val="19"/>
                 <w:szCs w:val="19"/>
               </w:rPr>
-              <w:t xml:space="preserve">Se usó un atributo </w:t>
-            </w:r>
-            <w:proofErr w:type="spellStart"/>
-            <w:r>
-              <w:rPr>
-                <w:rFonts w:asciiTheme="majorHAnsi" w:hAnsiTheme="majorHAnsi"/>
-                <w:sz w:val="19"/>
-                <w:szCs w:val="19"/>
-              </w:rPr>
-              <w:t>esDropIn</w:t>
-            </w:r>
-            <w:proofErr w:type="spellEnd"/>
-            <w:r>
-              <w:rPr>
-                <w:rFonts w:asciiTheme="majorHAnsi" w:hAnsiTheme="majorHAnsi"/>
-                <w:sz w:val="19"/>
-                <w:szCs w:val="19"/>
-              </w:rPr>
-              <w:t xml:space="preserve"> en vez de herencia (hallazgo 3, Etapa 7).</w:t>
+              <w:t>Se usó un atributo esDropIn en vez de herencia (hallazgo 3, Etapa 7).</w:t>
             </w:r>
           </w:p>
         </w:tc>
       </w:tr>
       <w:tr>
-        <w:tblPrEx>
-          <w:tblCellMar>
-            <w:top w:w="0" w:type="dxa"/>
-            <w:bottom w:w="0" w:type="dxa"/>
-          </w:tblCellMar>
-        </w:tblPrEx>
         <w:trPr>
           <w:cantSplit/>
         </w:trPr>
@@ -13274,12 +12916,6 @@
         </w:tc>
       </w:tr>
       <w:tr>
-        <w:tblPrEx>
-          <w:tblCellMar>
-            <w:top w:w="0" w:type="dxa"/>
-            <w:bottom w:w="0" w:type="dxa"/>
-          </w:tblCellMar>
-        </w:tblPrEx>
         <w:trPr>
           <w:cantSplit/>
         </w:trPr>
@@ -13409,79 +13045,7 @@
                 <w:sz w:val="19"/>
                 <w:szCs w:val="19"/>
               </w:rPr>
-              <w:t xml:space="preserve">Paquete con 2 </w:t>
-            </w:r>
-            <w:proofErr w:type="spellStart"/>
-            <w:r>
-              <w:rPr>
-                <w:rFonts w:asciiTheme="majorHAnsi" w:hAnsiTheme="majorHAnsi"/>
-                <w:sz w:val="19"/>
-                <w:szCs w:val="19"/>
-              </w:rPr>
-              <w:t>Aggregates</w:t>
-            </w:r>
-            <w:proofErr w:type="spellEnd"/>
-            <w:r>
-              <w:rPr>
-                <w:rFonts w:asciiTheme="majorHAnsi" w:hAnsiTheme="majorHAnsi"/>
-                <w:sz w:val="19"/>
-                <w:szCs w:val="19"/>
-              </w:rPr>
-              <w:t xml:space="preserve">, 5 </w:t>
-            </w:r>
-            <w:proofErr w:type="spellStart"/>
-            <w:r>
-              <w:rPr>
-                <w:rFonts w:asciiTheme="majorHAnsi" w:hAnsiTheme="majorHAnsi"/>
-                <w:sz w:val="19"/>
-                <w:szCs w:val="19"/>
-              </w:rPr>
-              <w:t>Application</w:t>
-            </w:r>
-            <w:proofErr w:type="spellEnd"/>
-            <w:r>
-              <w:rPr>
-                <w:rFonts w:asciiTheme="majorHAnsi" w:hAnsiTheme="majorHAnsi"/>
-                <w:sz w:val="19"/>
-                <w:szCs w:val="19"/>
-              </w:rPr>
-              <w:t xml:space="preserve"> </w:t>
-            </w:r>
-            <w:proofErr w:type="spellStart"/>
-            <w:r>
-              <w:rPr>
-                <w:rFonts w:asciiTheme="majorHAnsi" w:hAnsiTheme="majorHAnsi"/>
-                <w:sz w:val="19"/>
-                <w:szCs w:val="19"/>
-              </w:rPr>
-              <w:t>Services</w:t>
-            </w:r>
-            <w:proofErr w:type="spellEnd"/>
-            <w:r>
-              <w:rPr>
-                <w:rFonts w:asciiTheme="majorHAnsi" w:hAnsiTheme="majorHAnsi"/>
-                <w:sz w:val="19"/>
-                <w:szCs w:val="19"/>
-              </w:rPr>
-              <w:t xml:space="preserve">, repositorios en memoria, Unit </w:t>
-            </w:r>
-            <w:proofErr w:type="spellStart"/>
-            <w:r>
-              <w:rPr>
-                <w:rFonts w:asciiTheme="majorHAnsi" w:hAnsiTheme="majorHAnsi"/>
-                <w:sz w:val="19"/>
-                <w:szCs w:val="19"/>
-              </w:rPr>
-              <w:t>of</w:t>
-            </w:r>
-            <w:proofErr w:type="spellEnd"/>
-            <w:r>
-              <w:rPr>
-                <w:rFonts w:asciiTheme="majorHAnsi" w:hAnsiTheme="majorHAnsi"/>
-                <w:sz w:val="19"/>
-                <w:szCs w:val="19"/>
-              </w:rPr>
-              <w:t xml:space="preserve"> Work y 9 pruebas automáticas.</w:t>
+              <w:t>Paquete con 2 Aggregates, 5 Application Services, repositorios en memoria, Unit of Work y 9 pruebas automáticas.</w:t>
             </w:r>
           </w:p>
         </w:tc>
@@ -13604,12 +13168,6 @@
         <w:gridCol w:w="2860"/>
       </w:tblGrid>
       <w:tr>
-        <w:tblPrEx>
-          <w:tblCellMar>
-            <w:top w:w="0" w:type="dxa"/>
-            <w:bottom w:w="0" w:type="dxa"/>
-          </w:tblCellMar>
-        </w:tblPrEx>
         <w:trPr>
           <w:cantSplit/>
           <w:tblHeader/>
@@ -13706,12 +13264,6 @@
         </w:tc>
       </w:tr>
       <w:tr>
-        <w:tblPrEx>
-          <w:tblCellMar>
-            <w:top w:w="0" w:type="dxa"/>
-            <w:bottom w:w="0" w:type="dxa"/>
-          </w:tblCellMar>
-        </w:tblPrEx>
         <w:trPr>
           <w:cantSplit/>
         </w:trPr>
@@ -13728,7 +13280,6 @@
           </w:tcPr>
           <w:p>
             <w:pPr>
-              <w:jc w:val="both"/>
               <w:rPr>
                 <w:rFonts w:asciiTheme="majorHAnsi" w:hAnsiTheme="majorHAnsi"/>
               </w:rPr>
@@ -13756,7 +13307,6 @@
           </w:tcPr>
           <w:p>
             <w:pPr>
-              <w:jc w:val="both"/>
               <w:rPr>
                 <w:rFonts w:asciiTheme="majorHAnsi" w:hAnsiTheme="majorHAnsi"/>
               </w:rPr>
@@ -13784,7 +13334,6 @@
           </w:tcPr>
           <w:p>
             <w:pPr>
-              <w:jc w:val="both"/>
               <w:rPr>
                 <w:rFonts w:asciiTheme="majorHAnsi" w:hAnsiTheme="majorHAnsi"/>
               </w:rPr>
@@ -13801,12 +13350,6 @@
         </w:tc>
       </w:tr>
       <w:tr>
-        <w:tblPrEx>
-          <w:tblCellMar>
-            <w:top w:w="0" w:type="dxa"/>
-            <w:bottom w:w="0" w:type="dxa"/>
-          </w:tblCellMar>
-        </w:tblPrEx>
         <w:trPr>
           <w:cantSplit/>
         </w:trPr>
@@ -13823,7 +13366,6 @@
           </w:tcPr>
           <w:p>
             <w:pPr>
-              <w:jc w:val="both"/>
               <w:rPr>
                 <w:rFonts w:asciiTheme="majorHAnsi" w:hAnsiTheme="majorHAnsi"/>
               </w:rPr>
@@ -13851,7 +13393,6 @@
           </w:tcPr>
           <w:p>
             <w:pPr>
-              <w:jc w:val="both"/>
               <w:rPr>
                 <w:rFonts w:asciiTheme="majorHAnsi" w:hAnsiTheme="majorHAnsi"/>
               </w:rPr>
@@ -13915,7 +13456,6 @@
           </w:tcPr>
           <w:p>
             <w:pPr>
-              <w:jc w:val="both"/>
               <w:rPr>
                 <w:rFonts w:asciiTheme="majorHAnsi" w:hAnsiTheme="majorHAnsi"/>
               </w:rPr>
@@ -13932,12 +13472,6 @@
         </w:tc>
       </w:tr>
       <w:tr>
-        <w:tblPrEx>
-          <w:tblCellMar>
-            <w:top w:w="0" w:type="dxa"/>
-            <w:bottom w:w="0" w:type="dxa"/>
-          </w:tblCellMar>
-        </w:tblPrEx>
         <w:trPr>
           <w:cantSplit/>
         </w:trPr>
@@ -13954,7 +13488,6 @@
           </w:tcPr>
           <w:p>
             <w:pPr>
-              <w:jc w:val="both"/>
               <w:rPr>
                 <w:rFonts w:asciiTheme="majorHAnsi" w:hAnsiTheme="majorHAnsi"/>
               </w:rPr>
@@ -13982,7 +13515,6 @@
           </w:tcPr>
           <w:p>
             <w:pPr>
-              <w:jc w:val="both"/>
               <w:rPr>
                 <w:rFonts w:asciiTheme="majorHAnsi" w:hAnsiTheme="majorHAnsi"/>
               </w:rPr>
@@ -14010,7 +13542,6 @@
           </w:tcPr>
           <w:p>
             <w:pPr>
-              <w:jc w:val="both"/>
               <w:rPr>
                 <w:rFonts w:asciiTheme="majorHAnsi" w:hAnsiTheme="majorHAnsi"/>
               </w:rPr>
@@ -14027,12 +13558,6 @@
         </w:tc>
       </w:tr>
       <w:tr>
-        <w:tblPrEx>
-          <w:tblCellMar>
-            <w:top w:w="0" w:type="dxa"/>
-            <w:bottom w:w="0" w:type="dxa"/>
-          </w:tblCellMar>
-        </w:tblPrEx>
         <w:trPr>
           <w:cantSplit/>
         </w:trPr>
@@ -14049,7 +13574,6 @@
           </w:tcPr>
           <w:p>
             <w:pPr>
-              <w:jc w:val="both"/>
               <w:rPr>
                 <w:rFonts w:asciiTheme="majorHAnsi" w:hAnsiTheme="majorHAnsi"/>
               </w:rPr>
@@ -14077,7 +13601,6 @@
           </w:tcPr>
           <w:p>
             <w:pPr>
-              <w:jc w:val="both"/>
               <w:rPr>
                 <w:rFonts w:asciiTheme="majorHAnsi" w:hAnsiTheme="majorHAnsi"/>
               </w:rPr>
@@ -14123,7 +13646,6 @@
           </w:tcPr>
           <w:p>
             <w:pPr>
-              <w:jc w:val="both"/>
               <w:rPr>
                 <w:rFonts w:asciiTheme="majorHAnsi" w:hAnsiTheme="majorHAnsi"/>
               </w:rPr>
@@ -14186,12 +13708,6 @@
         <w:gridCol w:w="2560"/>
       </w:tblGrid>
       <w:tr>
-        <w:tblPrEx>
-          <w:tblCellMar>
-            <w:top w:w="0" w:type="dxa"/>
-            <w:bottom w:w="0" w:type="dxa"/>
-          </w:tblCellMar>
-        </w:tblPrEx>
         <w:trPr>
           <w:cantSplit/>
           <w:tblHeader/>
@@ -14288,12 +13804,6 @@
         </w:tc>
       </w:tr>
       <w:tr>
-        <w:tblPrEx>
-          <w:tblCellMar>
-            <w:top w:w="0" w:type="dxa"/>
-            <w:bottom w:w="0" w:type="dxa"/>
-          </w:tblCellMar>
-        </w:tblPrEx>
         <w:trPr>
           <w:cantSplit/>
         </w:trPr>
@@ -14383,12 +13893,6 @@
         </w:tc>
       </w:tr>
       <w:tr>
-        <w:tblPrEx>
-          <w:tblCellMar>
-            <w:top w:w="0" w:type="dxa"/>
-            <w:bottom w:w="0" w:type="dxa"/>
-          </w:tblCellMar>
-        </w:tblPrEx>
         <w:trPr>
           <w:cantSplit/>
         </w:trPr>
@@ -14478,12 +13982,6 @@
         </w:tc>
       </w:tr>
       <w:tr>
-        <w:tblPrEx>
-          <w:tblCellMar>
-            <w:top w:w="0" w:type="dxa"/>
-            <w:bottom w:w="0" w:type="dxa"/>
-          </w:tblCellMar>
-        </w:tblPrEx>
         <w:trPr>
           <w:cantSplit/>
         </w:trPr>
@@ -14511,25 +14009,7 @@
                 <w:sz w:val="19"/>
                 <w:szCs w:val="19"/>
               </w:rPr>
-              <w:t xml:space="preserve">Herencia de </w:t>
-            </w:r>
-            <w:proofErr w:type="spellStart"/>
-            <w:r>
-              <w:rPr>
-                <w:rFonts w:asciiTheme="majorHAnsi" w:hAnsiTheme="majorHAnsi"/>
-                <w:sz w:val="19"/>
-                <w:szCs w:val="19"/>
-              </w:rPr>
-              <w:t>ReservaDropIn</w:t>
-            </w:r>
-            <w:proofErr w:type="spellEnd"/>
-            <w:r>
-              <w:rPr>
-                <w:rFonts w:asciiTheme="majorHAnsi" w:hAnsiTheme="majorHAnsi"/>
-                <w:sz w:val="19"/>
-                <w:szCs w:val="19"/>
-              </w:rPr>
-              <w:t xml:space="preserve"> sobre Reserva</w:t>
+              <w:t>Herencia de ReservaDropIn sobre Reserva</w:t>
             </w:r>
           </w:p>
         </w:tc>
@@ -14575,25 +14055,7 @@
                 <w:sz w:val="19"/>
                 <w:szCs w:val="19"/>
               </w:rPr>
-              <w:t xml:space="preserve"> y </w:t>
-            </w:r>
-            <w:proofErr w:type="spellStart"/>
-            <w:r>
-              <w:rPr>
-                <w:rFonts w:asciiTheme="majorHAnsi" w:hAnsiTheme="majorHAnsi"/>
-                <w:sz w:val="19"/>
-                <w:szCs w:val="19"/>
-              </w:rPr>
-              <w:t>ReservaService</w:t>
-            </w:r>
-            <w:proofErr w:type="spellEnd"/>
-            <w:r>
-              <w:rPr>
-                <w:rFonts w:asciiTheme="majorHAnsi" w:hAnsiTheme="majorHAnsi"/>
-                <w:sz w:val="19"/>
-                <w:szCs w:val="19"/>
-              </w:rPr>
-              <w:t xml:space="preserve"> (riesgo </w:t>
+              <w:t xml:space="preserve"> y ReservaService (riesgo </w:t>
             </w:r>
             <w:proofErr w:type="spellStart"/>
             <w:r>
@@ -14639,28 +14101,12 @@
                 <w:sz w:val="19"/>
                 <w:szCs w:val="19"/>
               </w:rPr>
-              <w:t xml:space="preserve">Rechazado — se usó un atributo </w:t>
-            </w:r>
-            <w:proofErr w:type="spellStart"/>
-            <w:r>
-              <w:rPr>
-                <w:rFonts w:asciiTheme="majorHAnsi" w:hAnsiTheme="majorHAnsi"/>
-                <w:sz w:val="19"/>
-                <w:szCs w:val="19"/>
-              </w:rPr>
-              <w:t>esDropIn</w:t>
-            </w:r>
-            <w:proofErr w:type="spellEnd"/>
+              <w:t>Rechazado — se usó un atributo esDropIn</w:t>
+            </w:r>
           </w:p>
         </w:tc>
       </w:tr>
       <w:tr>
-        <w:tblPrEx>
-          <w:tblCellMar>
-            <w:top w:w="0" w:type="dxa"/>
-            <w:bottom w:w="0" w:type="dxa"/>
-          </w:tblCellMar>
-        </w:tblPrEx>
         <w:trPr>
           <w:cantSplit/>
         </w:trPr>
@@ -14768,12 +14214,6 @@
         </w:tc>
       </w:tr>
       <w:tr>
-        <w:tblPrEx>
-          <w:tblCellMar>
-            <w:top w:w="0" w:type="dxa"/>
-            <w:bottom w:w="0" w:type="dxa"/>
-          </w:tblCellMar>
-        </w:tblPrEx>
         <w:trPr>
           <w:cantSplit/>
         </w:trPr>
@@ -14867,46 +14307,12 @@
                 <w:sz w:val="19"/>
                 <w:szCs w:val="19"/>
               </w:rPr>
-              <w:t xml:space="preserve">Rechazado — se separaron </w:t>
-            </w:r>
-            <w:proofErr w:type="spellStart"/>
-            <w:r>
-              <w:rPr>
-                <w:rFonts w:asciiTheme="majorHAnsi" w:hAnsiTheme="majorHAnsi"/>
-                <w:sz w:val="19"/>
-                <w:szCs w:val="19"/>
-              </w:rPr>
-              <w:t>ISocioRepository</w:t>
-            </w:r>
-            <w:proofErr w:type="spellEnd"/>
-            <w:r>
-              <w:rPr>
-                <w:rFonts w:asciiTheme="majorHAnsi" w:hAnsiTheme="majorHAnsi"/>
-                <w:sz w:val="19"/>
-                <w:szCs w:val="19"/>
-              </w:rPr>
-              <w:t xml:space="preserve"> e </w:t>
-            </w:r>
-            <w:proofErr w:type="spellStart"/>
-            <w:r>
-              <w:rPr>
-                <w:rFonts w:asciiTheme="majorHAnsi" w:hAnsiTheme="majorHAnsi"/>
-                <w:sz w:val="19"/>
-                <w:szCs w:val="19"/>
-              </w:rPr>
-              <w:t>IClaseProgramadaRepository</w:t>
-            </w:r>
-            <w:proofErr w:type="spellEnd"/>
+              <w:t>Rechazado — se separaron ISocioRepository e IClaseProgramadaRepository</w:t>
+            </w:r>
           </w:p>
         </w:tc>
       </w:tr>
       <w:tr>
-        <w:tblPrEx>
-          <w:tblCellMar>
-            <w:top w:w="0" w:type="dxa"/>
-            <w:bottom w:w="0" w:type="dxa"/>
-          </w:tblCellMar>
-        </w:tblPrEx>
         <w:trPr>
           <w:cantSplit/>
         </w:trPr>
@@ -15219,25 +14625,7 @@
           <w:sz w:val="22"/>
           <w:szCs w:val="22"/>
         </w:rPr>
-        <w:t xml:space="preserve">Reserva como Aggregate independiente, un Aggregate financiero de "saldos a favor" para reembolsos, herencia de </w:t>
-      </w:r>
-      <w:proofErr w:type="spellStart"/>
-      <w:r>
-        <w:rPr>
-          <w:rFonts w:asciiTheme="majorHAnsi" w:hAnsiTheme="majorHAnsi"/>
-          <w:sz w:val="22"/>
-          <w:szCs w:val="22"/>
-        </w:rPr>
-        <w:t>ReservaDropIn</w:t>
-      </w:r>
-      <w:proofErr w:type="spellEnd"/>
-      <w:r>
-        <w:rPr>
-          <w:rFonts w:asciiTheme="majorHAnsi" w:hAnsiTheme="majorHAnsi"/>
-          <w:sz w:val="22"/>
-          <w:szCs w:val="22"/>
-        </w:rPr>
-        <w:t xml:space="preserve"> sobre Reserva, y los dos primeros diagramas de clases generados automáticamente por el asistente de IA de draw.io sin control de </w:t>
+        <w:t xml:space="preserve">Reserva como Aggregate independiente, un Aggregate financiero de "saldos a favor" para reembolsos, herencia de ReservaDropIn sobre Reserva, y los dos primeros diagramas de clases generados automáticamente por el asistente de IA de draw.io sin control de </w:t>
       </w:r>
       <w:proofErr w:type="spellStart"/>
       <w:r>
@@ -15476,12 +14864,6 @@
         <w:gridCol w:w="7560"/>
       </w:tblGrid>
       <w:tr>
-        <w:tblPrEx>
-          <w:tblCellMar>
-            <w:top w:w="0" w:type="dxa"/>
-            <w:bottom w:w="0" w:type="dxa"/>
-          </w:tblCellMar>
-        </w:tblPrEx>
         <w:trPr>
           <w:cantSplit/>
           <w:tblHeader/>
@@ -15550,12 +14932,6 @@
         </w:tc>
       </w:tr>
       <w:tr>
-        <w:tblPrEx>
-          <w:tblCellMar>
-            <w:top w:w="0" w:type="dxa"/>
-            <w:bottom w:w="0" w:type="dxa"/>
-          </w:tblCellMar>
-        </w:tblPrEx>
         <w:trPr>
           <w:cantSplit/>
         </w:trPr>
@@ -15611,36 +14987,12 @@
                 <w:sz w:val="19"/>
                 <w:szCs w:val="19"/>
               </w:rPr>
-              <w:t xml:space="preserve">Con base en las reglas de cut-off, FIFO y bloqueo del BRD de FitZone (N1-N4) y los casos de uso CU-01 a CU-05, compara </w:t>
-            </w:r>
-            <w:proofErr w:type="spellStart"/>
-            <w:r>
-              <w:rPr>
-                <w:rFonts w:asciiTheme="majorHAnsi" w:hAnsiTheme="majorHAnsi"/>
-                <w:sz w:val="19"/>
-                <w:szCs w:val="19"/>
-              </w:rPr>
-              <w:t>Transaction</w:t>
-            </w:r>
-            <w:proofErr w:type="spellEnd"/>
-            <w:r>
-              <w:rPr>
-                <w:rFonts w:asciiTheme="majorHAnsi" w:hAnsiTheme="majorHAnsi"/>
-                <w:sz w:val="19"/>
-                <w:szCs w:val="19"/>
-              </w:rPr>
-              <w:t xml:space="preserve"> Script, Table Module y Domain Model. Declara tus supuestos y no elijas una opción hasta mostrar sus consecuencias.</w:t>
+              <w:t>Con base en las reglas de cut-off, FIFO y bloqueo del BRD de FitZone (N1-N4) y los casos de uso CU-01 a CU-05, compara Transaction Script, Table Module y Domain Model. Declara tus supuestos y no elijas una opción hasta mostrar sus consecuencias.</w:t>
             </w:r>
           </w:p>
         </w:tc>
       </w:tr>
       <w:tr>
-        <w:tblPrEx>
-          <w:tblCellMar>
-            <w:top w:w="0" w:type="dxa"/>
-            <w:bottom w:w="0" w:type="dxa"/>
-          </w:tblCellMar>
-        </w:tblPrEx>
         <w:trPr>
           <w:cantSplit/>
         </w:trPr>
@@ -15750,7 +15102,7 @@
                 <w:sz w:val="19"/>
                 <w:szCs w:val="19"/>
               </w:rPr>
-              <w:t xml:space="preserve">, </w:t>
+              <w:t xml:space="preserve">, Aggregates y Domain </w:t>
             </w:r>
             <w:proofErr w:type="spellStart"/>
             <w:r>
@@ -15759,7 +15111,7 @@
                 <w:sz w:val="19"/>
                 <w:szCs w:val="19"/>
               </w:rPr>
-              <w:t>Aggregates</w:t>
+              <w:t>Events</w:t>
             </w:r>
             <w:proofErr w:type="spellEnd"/>
             <w:r>
@@ -15768,36 +15120,12 @@
                 <w:sz w:val="19"/>
                 <w:szCs w:val="19"/>
               </w:rPr>
-              <w:t xml:space="preserve"> y Domain </w:t>
-            </w:r>
-            <w:proofErr w:type="spellStart"/>
-            <w:r>
-              <w:rPr>
-                <w:rFonts w:asciiTheme="majorHAnsi" w:hAnsiTheme="majorHAnsi"/>
-                <w:sz w:val="19"/>
-                <w:szCs w:val="19"/>
-              </w:rPr>
-              <w:t>Events</w:t>
-            </w:r>
-            <w:proofErr w:type="spellEnd"/>
-            <w:r>
-              <w:rPr>
-                <w:rFonts w:asciiTheme="majorHAnsi" w:hAnsiTheme="majorHAnsi"/>
-                <w:sz w:val="19"/>
-                <w:szCs w:val="19"/>
-              </w:rPr>
               <w:t>. Para cada candidato, indica la evidencia utilizada y las dudas que requieren validación humana.</w:t>
             </w:r>
           </w:p>
         </w:tc>
       </w:tr>
       <w:tr>
-        <w:tblPrEx>
-          <w:tblCellMar>
-            <w:top w:w="0" w:type="dxa"/>
-            <w:bottom w:w="0" w:type="dxa"/>
-          </w:tblCellMar>
-        </w:tblPrEx>
         <w:trPr>
           <w:cantSplit/>
         </w:trPr>
@@ -15853,54 +15181,12 @@
                 <w:sz w:val="19"/>
                 <w:szCs w:val="19"/>
               </w:rPr>
-              <w:t xml:space="preserve">A partir de los casos de uso CU-01 a CU-05 de FitZone, propone firmas de </w:t>
-            </w:r>
-            <w:proofErr w:type="spellStart"/>
-            <w:r>
-              <w:rPr>
-                <w:rFonts w:asciiTheme="majorHAnsi" w:hAnsiTheme="majorHAnsi"/>
-                <w:sz w:val="19"/>
-                <w:szCs w:val="19"/>
-              </w:rPr>
-              <w:t>Application</w:t>
-            </w:r>
-            <w:proofErr w:type="spellEnd"/>
-            <w:r>
-              <w:rPr>
-                <w:rFonts w:asciiTheme="majorHAnsi" w:hAnsiTheme="majorHAnsi"/>
-                <w:sz w:val="19"/>
-                <w:szCs w:val="19"/>
-              </w:rPr>
-              <w:t xml:space="preserve"> </w:t>
-            </w:r>
-            <w:proofErr w:type="spellStart"/>
-            <w:r>
-              <w:rPr>
-                <w:rFonts w:asciiTheme="majorHAnsi" w:hAnsiTheme="majorHAnsi"/>
-                <w:sz w:val="19"/>
-                <w:szCs w:val="19"/>
-              </w:rPr>
-              <w:t>Services</w:t>
-            </w:r>
-            <w:proofErr w:type="spellEnd"/>
-            <w:r>
-              <w:rPr>
-                <w:rFonts w:asciiTheme="majorHAnsi" w:hAnsiTheme="majorHAnsi"/>
-                <w:sz w:val="19"/>
-                <w:szCs w:val="19"/>
-              </w:rPr>
-              <w:t>. Separa coordinación de reglas de dominio y explica cualquier responsabilidad dudosa.</w:t>
+              <w:t>A partir de los casos de uso CU-01 a CU-05 de FitZone, propone firmas de Application Services. Separa coordinación de reglas de dominio y explica cualquier responsabilidad dudosa.</w:t>
             </w:r>
           </w:p>
         </w:tc>
       </w:tr>
       <w:tr>
-        <w:tblPrEx>
-          <w:tblCellMar>
-            <w:top w:w="0" w:type="dxa"/>
-            <w:bottom w:w="0" w:type="dxa"/>
-          </w:tblCellMar>
-        </w:tblPrEx>
         <w:trPr>
           <w:cantSplit/>
         </w:trPr>
@@ -15956,54 +15242,12 @@
                 <w:sz w:val="19"/>
                 <w:szCs w:val="19"/>
               </w:rPr>
-              <w:t xml:space="preserve">Analiza este diseño de FitZone [Service Layer, </w:t>
-            </w:r>
-            <w:proofErr w:type="spellStart"/>
-            <w:r>
-              <w:rPr>
-                <w:rFonts w:asciiTheme="majorHAnsi" w:hAnsiTheme="majorHAnsi"/>
-                <w:sz w:val="19"/>
-                <w:szCs w:val="19"/>
-              </w:rPr>
-              <w:t>Repository</w:t>
-            </w:r>
-            <w:proofErr w:type="spellEnd"/>
-            <w:r>
-              <w:rPr>
-                <w:rFonts w:asciiTheme="majorHAnsi" w:hAnsiTheme="majorHAnsi"/>
-                <w:sz w:val="19"/>
-                <w:szCs w:val="19"/>
-              </w:rPr>
-              <w:t xml:space="preserve">, </w:t>
-            </w:r>
-            <w:proofErr w:type="spellStart"/>
-            <w:r>
-              <w:rPr>
-                <w:rFonts w:asciiTheme="majorHAnsi" w:hAnsiTheme="majorHAnsi"/>
-                <w:sz w:val="19"/>
-                <w:szCs w:val="19"/>
-              </w:rPr>
-              <w:t>Aggregates</w:t>
-            </w:r>
-            <w:proofErr w:type="spellEnd"/>
-            <w:r>
-              <w:rPr>
-                <w:rFonts w:asciiTheme="majorHAnsi" w:hAnsiTheme="majorHAnsi"/>
-                <w:sz w:val="19"/>
-                <w:szCs w:val="19"/>
-              </w:rPr>
-              <w:t>] y señala posibles violaciones SOLID. No reescribas todo; identifica evidencia, riesgo y alternativas para que el equipo decida.</w:t>
+              <w:t>Analiza este diseño de FitZone [Service Layer, Repository, Aggregates] y señala posibles violaciones SOLID. No reescribas todo; identifica evidencia, riesgo y alternativas para que el equipo decida.</w:t>
             </w:r>
           </w:p>
         </w:tc>
       </w:tr>
       <w:tr>
-        <w:tblPrEx>
-          <w:tblCellMar>
-            <w:top w:w="0" w:type="dxa"/>
-            <w:bottom w:w="0" w:type="dxa"/>
-          </w:tblCellMar>
-        </w:tblPrEx>
         <w:trPr>
           <w:cantSplit/>
         </w:trPr>
@@ -16933,12 +16177,6 @@
         <w:gridCol w:w="1480"/>
       </w:tblGrid>
       <w:tr>
-        <w:tblPrEx>
-          <w:tblCellMar>
-            <w:top w:w="0" w:type="dxa"/>
-            <w:bottom w:w="0" w:type="dxa"/>
-          </w:tblCellMar>
-        </w:tblPrEx>
         <w:trPr>
           <w:cantSplit/>
           <w:tblHeader/>
@@ -17131,12 +16369,6 @@
         </w:tc>
       </w:tr>
       <w:tr>
-        <w:tblPrEx>
-          <w:tblCellMar>
-            <w:top w:w="0" w:type="dxa"/>
-            <w:bottom w:w="0" w:type="dxa"/>
-          </w:tblCellMar>
-        </w:tblPrEx>
         <w:trPr>
           <w:cantSplit/>
         </w:trPr>
@@ -17352,12 +16584,6 @@
         </w:tc>
       </w:tr>
       <w:tr>
-        <w:tblPrEx>
-          <w:tblCellMar>
-            <w:top w:w="0" w:type="dxa"/>
-            <w:bottom w:w="0" w:type="dxa"/>
-          </w:tblCellMar>
-        </w:tblPrEx>
         <w:trPr>
           <w:cantSplit/>
         </w:trPr>
@@ -17591,12 +16817,6 @@
         </w:tc>
       </w:tr>
       <w:tr>
-        <w:tblPrEx>
-          <w:tblCellMar>
-            <w:top w:w="0" w:type="dxa"/>
-            <w:bottom w:w="0" w:type="dxa"/>
-          </w:tblCellMar>
-        </w:tblPrEx>
         <w:trPr>
           <w:cantSplit/>
         </w:trPr>
@@ -17850,12 +17070,6 @@
         </w:tc>
       </w:tr>
       <w:tr>
-        <w:tblPrEx>
-          <w:tblCellMar>
-            <w:top w:w="0" w:type="dxa"/>
-            <w:bottom w:w="0" w:type="dxa"/>
-          </w:tblCellMar>
-        </w:tblPrEx>
         <w:trPr>
           <w:cantSplit/>
         </w:trPr>
@@ -18108,12 +17322,6 @@
         </w:tc>
       </w:tr>
       <w:tr>
-        <w:tblPrEx>
-          <w:tblCellMar>
-            <w:top w:w="0" w:type="dxa"/>
-            <w:bottom w:w="0" w:type="dxa"/>
-          </w:tblCellMar>
-        </w:tblPrEx>
         <w:trPr>
           <w:cantSplit/>
         </w:trPr>
@@ -18374,9 +17582,1792 @@
         </w:rPr>
       </w:pPr>
     </w:p>
+    <w:p>
+      <w:pPr>
+        <w:rPr>
+          <w:rFonts w:asciiTheme="majorHAnsi" w:hAnsiTheme="majorHAnsi"/>
+        </w:rPr>
+      </w:pPr>
+    </w:p>
+    <w:p>
+      <w:pPr>
+        <w:pStyle w:val="Ttulo2"/>
+        <w:rPr>
+          <w:b/>
+          <w:bCs/>
+          <w:color w:val="auto"/>
+          <w:sz w:val="26"/>
+          <w:szCs w:val="26"/>
+        </w:rPr>
+      </w:pPr>
+      <w:r>
+        <w:rPr>
+          <w:b/>
+          <w:bCs/>
+          <w:color w:val="auto"/>
+          <w:sz w:val="26"/>
+          <w:szCs w:val="26"/>
+        </w:rPr>
+        <w:t>Conclusión</w:t>
+      </w:r>
+    </w:p>
+    <w:p>
+      <w:pPr>
+        <w:spacing w:after="160"/>
+        <w:jc w:val="both"/>
+        <w:rPr>
+          <w:rFonts w:asciiTheme="majorHAnsi" w:hAnsiTheme="majorHAnsi"/>
+          <w:sz w:val="22"/>
+          <w:szCs w:val="22"/>
+        </w:rPr>
+      </w:pPr>
+      <w:r>
+        <w:rPr>
+          <w:rFonts w:asciiTheme="majorHAnsi" w:eastAsia="Calibri" w:hAnsiTheme="majorHAnsi" w:cs="Calibri"/>
+          <w:sz w:val="22"/>
+          <w:szCs w:val="22"/>
+        </w:rPr>
+        <w:t>El proceso de diseño arquitectural confirmó que Domain Model era la opción correcta para FitZone: las reglas de negocio del caso (cupo máximo, orden FIFO, ventana de confirmación, bloqueo por inasistencias) están fuertemente interrelacionadas y dependen de mantener invariantes de estado, algo que Transaction Script y Table Module no podían garantizar sin duplicar lógica o exponer condiciones de carrera.</w:t>
+      </w:r>
+    </w:p>
+    <w:p>
+      <w:pPr>
+        <w:spacing w:after="160"/>
+        <w:jc w:val="both"/>
+        <w:rPr>
+          <w:rFonts w:asciiTheme="majorHAnsi" w:hAnsiTheme="majorHAnsi"/>
+          <w:sz w:val="22"/>
+          <w:szCs w:val="22"/>
+        </w:rPr>
+      </w:pPr>
+      <w:r>
+        <w:rPr>
+          <w:rFonts w:asciiTheme="majorHAnsi" w:eastAsia="Calibri" w:hAnsiTheme="majorHAnsi" w:cs="Calibri"/>
+          <w:sz w:val="22"/>
+          <w:szCs w:val="22"/>
+        </w:rPr>
+        <w:t>Separar la Service Layer, los Repository/Unit of Work y los Commands/Queries permitió aislar completamente las reglas de negocio dentro del dominio: ningún Application Service decide, todos delegan en ClaseProgramada o en Socio. La revisión con SOLID encontró 5 violaciones reales durante el proceso (no hipotéticas) y las 5 se corrigieron antes de cerrar el diseño, lo que se documentó en la bitácora de IA junto con las propuestas que el equipo rechazó.</w:t>
+      </w:r>
+    </w:p>
+    <w:p>
+      <w:pPr>
+        <w:spacing w:after="160"/>
+        <w:jc w:val="both"/>
+        <w:rPr>
+          <w:rFonts w:asciiTheme="majorHAnsi" w:eastAsia="Calibri" w:hAnsiTheme="majorHAnsi" w:cs="Calibri"/>
+          <w:sz w:val="22"/>
+          <w:szCs w:val="22"/>
+        </w:rPr>
+      </w:pPr>
+      <w:r>
+        <w:rPr>
+          <w:rFonts w:asciiTheme="majorHAnsi" w:eastAsia="Calibri" w:hAnsiTheme="majorHAnsi" w:cs="Calibri"/>
+          <w:sz w:val="22"/>
+          <w:szCs w:val="22"/>
+        </w:rPr>
+        <w:t>El código base en Python valida que el diseño funciona: las 9 pruebas automáticas cubren los 5 casos de uso, incluyendo un caso que detectó un error real de implementación (el límite de reservas simultáneas se contaba mal) y que se corrigió antes de integrarlo al entregable. Con esto, el equipo considera que la arquitectura propuesta está lista para pasar a una siguiente fase de implementación completa.</w:t>
+      </w:r>
+    </w:p>
+    <w:p>
+      <w:pPr>
+        <w:spacing w:after="160"/>
+        <w:rPr>
+          <w:rFonts w:ascii="Calibri" w:eastAsia="Calibri" w:hAnsi="Calibri" w:cs="Calibri"/>
+          <w:sz w:val="22"/>
+          <w:szCs w:val="22"/>
+        </w:rPr>
+      </w:pPr>
+    </w:p>
+    <w:p>
+      <w:pPr>
+        <w:pStyle w:val="Ttulo2"/>
+        <w:jc w:val="both"/>
+        <w:rPr>
+          <w:b/>
+          <w:bCs/>
+          <w:color w:val="auto"/>
+          <w:sz w:val="26"/>
+          <w:szCs w:val="26"/>
+        </w:rPr>
+      </w:pPr>
+      <w:r>
+        <w:rPr>
+          <w:b/>
+          <w:bCs/>
+          <w:color w:val="auto"/>
+          <w:sz w:val="26"/>
+          <w:szCs w:val="26"/>
+        </w:rPr>
+        <w:t>Link del Repositorio</w:t>
+      </w:r>
+      <w:r>
+        <w:rPr>
+          <w:b/>
+          <w:bCs/>
+          <w:color w:val="auto"/>
+          <w:sz w:val="26"/>
+          <w:szCs w:val="26"/>
+        </w:rPr>
+        <w:t>:</w:t>
+      </w:r>
+    </w:p>
+    <w:p>
+      <w:pPr>
+        <w:rPr>
+          <w:rFonts w:asciiTheme="majorHAnsi" w:hAnsiTheme="majorHAnsi"/>
+          <w:sz w:val="24"/>
+          <w:szCs w:val="24"/>
+        </w:rPr>
+      </w:pPr>
+      <w:hyperlink r:id="rId15" w:history="1">
+        <w:r>
+          <w:rPr>
+            <w:rStyle w:val="Hipervnculo"/>
+            <w:rFonts w:asciiTheme="majorHAnsi" w:hAnsiTheme="majorHAnsi"/>
+            <w:sz w:val="24"/>
+            <w:szCs w:val="24"/>
+          </w:rPr>
+          <w:t>https://github.com/cortezchristopher704-rgb/FitZone</w:t>
+        </w:r>
+      </w:hyperlink>
+    </w:p>
+    <w:p>
+      <w:pPr>
+        <w:spacing w:after="160"/>
+        <w:rPr>
+          <w:rFonts w:ascii="Calibri" w:eastAsia="Calibri" w:hAnsi="Calibri" w:cs="Calibri"/>
+          <w:sz w:val="22"/>
+          <w:szCs w:val="22"/>
+        </w:rPr>
+      </w:pPr>
+    </w:p>
+    <w:p>
+      <w:pPr>
+        <w:pStyle w:val="Ttulo2"/>
+        <w:rPr>
+          <w:b/>
+          <w:bCs/>
+          <w:color w:val="auto"/>
+          <w:sz w:val="26"/>
+          <w:szCs w:val="26"/>
+        </w:rPr>
+      </w:pPr>
+      <w:r>
+        <w:rPr>
+          <w:b/>
+          <w:bCs/>
+          <w:color w:val="auto"/>
+          <w:sz w:val="26"/>
+          <w:szCs w:val="26"/>
+        </w:rPr>
+        <w:t>Estructura del repositorio de GitHub</w:t>
+      </w:r>
+    </w:p>
+    <w:p>
+      <w:pPr>
+        <w:spacing w:after="160"/>
+        <w:jc w:val="both"/>
+        <w:rPr>
+          <w:rFonts w:asciiTheme="majorHAnsi" w:hAnsiTheme="majorHAnsi"/>
+          <w:sz w:val="22"/>
+          <w:szCs w:val="22"/>
+        </w:rPr>
+      </w:pPr>
+      <w:r>
+        <w:rPr>
+          <w:rFonts w:asciiTheme="majorHAnsi" w:eastAsia="Calibri" w:hAnsiTheme="majorHAnsi" w:cs="Calibri"/>
+          <w:sz w:val="22"/>
+          <w:szCs w:val="22"/>
+        </w:rPr>
+        <w:t>El repositorio sigue la estructura sugerida por la guía oficial (sección 16): un README general, y carpetas separadas para documentación, diagramas, código fuente y pruebas.</w:t>
+      </w:r>
+    </w:p>
+    <w:p>
+      <w:pPr>
+        <w:shd w:val="clear" w:color="auto" w:fill="F2F2F2"/>
+        <w:spacing w:after="160"/>
+      </w:pPr>
+      <w:r>
+        <w:rPr>
+          <w:rFonts w:ascii="Consolas" w:eastAsia="Consolas" w:hAnsi="Consolas" w:cs="Consolas"/>
+          <w:sz w:val="18"/>
+          <w:szCs w:val="18"/>
+        </w:rPr>
+        <w:lastRenderedPageBreak/>
+        <w:t>FitZone/</w:t>
+      </w:r>
+      <w:r>
+        <w:br/>
+      </w:r>
+      <w:r>
+        <w:rPr>
+          <w:rFonts w:ascii="Consolas" w:eastAsia="Consolas" w:hAnsi="Consolas" w:cs="Consolas"/>
+          <w:sz w:val="18"/>
+          <w:szCs w:val="18"/>
+        </w:rPr>
+        <w:t>├── diagrams/</w:t>
+      </w:r>
+      <w:r>
+        <w:br/>
+      </w:r>
+      <w:r>
+        <w:rPr>
+          <w:rFonts w:ascii="Consolas" w:eastAsia="Consolas" w:hAnsi="Consolas" w:cs="Consolas"/>
+          <w:sz w:val="18"/>
+          <w:szCs w:val="18"/>
+        </w:rPr>
+        <w:t>│   ├── DIAGRAMA DE CLASES.pdf / .png</w:t>
+      </w:r>
+      <w:r>
+        <w:br/>
+      </w:r>
+      <w:r>
+        <w:rPr>
+          <w:rFonts w:ascii="Consolas" w:eastAsia="Consolas" w:hAnsi="Consolas" w:cs="Consolas"/>
+          <w:sz w:val="18"/>
+          <w:szCs w:val="18"/>
+        </w:rPr>
+        <w:t>│   ├── DIAGRAMA DE DOMINIO.pdf / .</w:t>
+      </w:r>
+      <w:proofErr w:type="spellStart"/>
+      <w:r>
+        <w:rPr>
+          <w:rFonts w:ascii="Consolas" w:eastAsia="Consolas" w:hAnsi="Consolas" w:cs="Consolas"/>
+          <w:sz w:val="18"/>
+          <w:szCs w:val="18"/>
+        </w:rPr>
+        <w:t>jpeg</w:t>
+      </w:r>
+      <w:proofErr w:type="spellEnd"/>
+      <w:r>
+        <w:br/>
+      </w:r>
+      <w:r>
+        <w:rPr>
+          <w:rFonts w:ascii="Consolas" w:eastAsia="Consolas" w:hAnsi="Consolas" w:cs="Consolas"/>
+          <w:sz w:val="18"/>
+          <w:szCs w:val="18"/>
+        </w:rPr>
+        <w:t>│   ├── DIAGRAMA DE SECUENCIA 1.png</w:t>
+      </w:r>
+      <w:r>
+        <w:br/>
+      </w:r>
+      <w:r>
+        <w:rPr>
+          <w:rFonts w:ascii="Consolas" w:eastAsia="Consolas" w:hAnsi="Consolas" w:cs="Consolas"/>
+          <w:sz w:val="18"/>
+          <w:szCs w:val="18"/>
+        </w:rPr>
+        <w:t>│   ├── DIAGRAMA DE SECUENCIA 2.png</w:t>
+      </w:r>
+      <w:r>
+        <w:br/>
+      </w:r>
+      <w:r>
+        <w:rPr>
+          <w:rFonts w:ascii="Consolas" w:eastAsia="Consolas" w:hAnsi="Consolas" w:cs="Consolas"/>
+          <w:sz w:val="18"/>
+          <w:szCs w:val="18"/>
+        </w:rPr>
+        <w:t>│   ├── Diagrama de secuencia 1 (flujo principal).pdf</w:t>
+      </w:r>
+      <w:r>
+        <w:br/>
+      </w:r>
+      <w:r>
+        <w:rPr>
+          <w:rFonts w:ascii="Consolas" w:eastAsia="Consolas" w:hAnsi="Consolas" w:cs="Consolas"/>
+          <w:sz w:val="18"/>
+          <w:szCs w:val="18"/>
+        </w:rPr>
+        <w:t>│   └── Diagrama de secuencia 2 (flujo de excepción).pdf</w:t>
+      </w:r>
+      <w:r>
+        <w:br/>
+      </w:r>
+      <w:r>
+        <w:rPr>
+          <w:rFonts w:ascii="Consolas" w:eastAsia="Consolas" w:hAnsi="Consolas" w:cs="Consolas"/>
+          <w:sz w:val="18"/>
+          <w:szCs w:val="18"/>
+        </w:rPr>
+        <w:t>├── docs/</w:t>
+      </w:r>
+      <w:r>
+        <w:br/>
+      </w:r>
+      <w:r>
+        <w:rPr>
+          <w:rFonts w:ascii="Consolas" w:eastAsia="Consolas" w:hAnsi="Consolas" w:cs="Consolas"/>
+          <w:sz w:val="18"/>
+          <w:szCs w:val="18"/>
+        </w:rPr>
+        <w:t>│   ├── ACTIVIDAD 3 COMPONENTES DE LÓGICA NEGOCIO.docx</w:t>
+      </w:r>
+      <w:r>
+        <w:br/>
+      </w:r>
+      <w:r>
+        <w:rPr>
+          <w:rFonts w:ascii="Consolas" w:eastAsia="Consolas" w:hAnsi="Consolas" w:cs="Consolas"/>
+          <w:sz w:val="18"/>
+          <w:szCs w:val="18"/>
+        </w:rPr>
+        <w:t>│   ├── ACTIVIDAD 3 REPORTE COMPONENTES DE LÓGICA NEGOCIO.pdf</w:t>
+      </w:r>
+      <w:r>
+        <w:br/>
+      </w:r>
+      <w:r>
+        <w:rPr>
+          <w:rFonts w:ascii="Consolas" w:eastAsia="Consolas" w:hAnsi="Consolas" w:cs="Consolas"/>
+          <w:sz w:val="18"/>
+          <w:szCs w:val="18"/>
+        </w:rPr>
+        <w:t>│   ├── BITACORA DE IA.docx / .</w:t>
+      </w:r>
+      <w:proofErr w:type="spellStart"/>
+      <w:r>
+        <w:rPr>
+          <w:rFonts w:ascii="Consolas" w:eastAsia="Consolas" w:hAnsi="Consolas" w:cs="Consolas"/>
+          <w:sz w:val="18"/>
+          <w:szCs w:val="18"/>
+        </w:rPr>
+        <w:t>pdf</w:t>
+      </w:r>
+      <w:proofErr w:type="spellEnd"/>
+      <w:r>
+        <w:br/>
+      </w:r>
+      <w:r>
+        <w:rPr>
+          <w:rFonts w:ascii="Consolas" w:eastAsia="Consolas" w:hAnsi="Consolas" w:cs="Consolas"/>
+          <w:sz w:val="18"/>
+          <w:szCs w:val="18"/>
+        </w:rPr>
+        <w:t>│   └── Matriz de Trazabilidad.docx / .</w:t>
+      </w:r>
+      <w:proofErr w:type="spellStart"/>
+      <w:r>
+        <w:rPr>
+          <w:rFonts w:ascii="Consolas" w:eastAsia="Consolas" w:hAnsi="Consolas" w:cs="Consolas"/>
+          <w:sz w:val="18"/>
+          <w:szCs w:val="18"/>
+        </w:rPr>
+        <w:t>pdf</w:t>
+      </w:r>
+      <w:proofErr w:type="spellEnd"/>
+      <w:r>
+        <w:br/>
+      </w:r>
+      <w:r>
+        <w:rPr>
+          <w:rFonts w:ascii="Consolas" w:eastAsia="Consolas" w:hAnsi="Consolas" w:cs="Consolas"/>
+          <w:sz w:val="18"/>
+          <w:szCs w:val="18"/>
+        </w:rPr>
+        <w:t>├── src/</w:t>
+      </w:r>
+      <w:r>
+        <w:br/>
+      </w:r>
+      <w:r>
+        <w:rPr>
+          <w:rFonts w:ascii="Consolas" w:eastAsia="Consolas" w:hAnsi="Consolas" w:cs="Consolas"/>
+          <w:sz w:val="18"/>
+          <w:szCs w:val="18"/>
+        </w:rPr>
+        <w:t xml:space="preserve">│   ├── </w:t>
+      </w:r>
+      <w:proofErr w:type="spellStart"/>
+      <w:r>
+        <w:rPr>
+          <w:rFonts w:ascii="Consolas" w:eastAsia="Consolas" w:hAnsi="Consolas" w:cs="Consolas"/>
+          <w:sz w:val="18"/>
+          <w:szCs w:val="18"/>
+        </w:rPr>
+        <w:t>aplicacion</w:t>
+      </w:r>
+      <w:proofErr w:type="spellEnd"/>
+      <w:r>
+        <w:rPr>
+          <w:rFonts w:ascii="Consolas" w:eastAsia="Consolas" w:hAnsi="Consolas" w:cs="Consolas"/>
+          <w:sz w:val="18"/>
+          <w:szCs w:val="18"/>
+        </w:rPr>
+        <w:t>/         Application Services + CQRS (Etapas 4 y 6)</w:t>
+      </w:r>
+      <w:r>
+        <w:br/>
+      </w:r>
+      <w:r>
+        <w:rPr>
+          <w:rFonts w:ascii="Consolas" w:eastAsia="Consolas" w:hAnsi="Consolas" w:cs="Consolas"/>
+          <w:sz w:val="18"/>
+          <w:szCs w:val="18"/>
+        </w:rPr>
+        <w:t xml:space="preserve">│   ├── dominio/            Aggregates, </w:t>
+      </w:r>
+      <w:proofErr w:type="spellStart"/>
+      <w:r>
+        <w:rPr>
+          <w:rFonts w:ascii="Consolas" w:eastAsia="Consolas" w:hAnsi="Consolas" w:cs="Consolas"/>
+          <w:sz w:val="18"/>
+          <w:szCs w:val="18"/>
+        </w:rPr>
+        <w:t>Entities</w:t>
+      </w:r>
+      <w:proofErr w:type="spellEnd"/>
+      <w:r>
+        <w:rPr>
+          <w:rFonts w:ascii="Consolas" w:eastAsia="Consolas" w:hAnsi="Consolas" w:cs="Consolas"/>
+          <w:sz w:val="18"/>
+          <w:szCs w:val="18"/>
+        </w:rPr>
+        <w:t xml:space="preserve">, </w:t>
+      </w:r>
+      <w:proofErr w:type="spellStart"/>
+      <w:r>
+        <w:rPr>
+          <w:rFonts w:ascii="Consolas" w:eastAsia="Consolas" w:hAnsi="Consolas" w:cs="Consolas"/>
+          <w:sz w:val="18"/>
+          <w:szCs w:val="18"/>
+        </w:rPr>
+        <w:t>Value</w:t>
+      </w:r>
+      <w:proofErr w:type="spellEnd"/>
+      <w:r>
+        <w:rPr>
+          <w:rFonts w:ascii="Consolas" w:eastAsia="Consolas" w:hAnsi="Consolas" w:cs="Consolas"/>
+          <w:sz w:val="18"/>
+          <w:szCs w:val="18"/>
+        </w:rPr>
+        <w:t xml:space="preserve"> </w:t>
+      </w:r>
+      <w:proofErr w:type="spellStart"/>
+      <w:r>
+        <w:rPr>
+          <w:rFonts w:ascii="Consolas" w:eastAsia="Consolas" w:hAnsi="Consolas" w:cs="Consolas"/>
+          <w:sz w:val="18"/>
+          <w:szCs w:val="18"/>
+        </w:rPr>
+        <w:t>Objects</w:t>
+      </w:r>
+      <w:proofErr w:type="spellEnd"/>
+      <w:r>
+        <w:rPr>
+          <w:rFonts w:ascii="Consolas" w:eastAsia="Consolas" w:hAnsi="Consolas" w:cs="Consolas"/>
+          <w:sz w:val="18"/>
+          <w:szCs w:val="18"/>
+        </w:rPr>
+        <w:t xml:space="preserve">, Domain </w:t>
+      </w:r>
+      <w:proofErr w:type="spellStart"/>
+      <w:r>
+        <w:rPr>
+          <w:rFonts w:ascii="Consolas" w:eastAsia="Consolas" w:hAnsi="Consolas" w:cs="Consolas"/>
+          <w:sz w:val="18"/>
+          <w:szCs w:val="18"/>
+        </w:rPr>
+        <w:t>Events</w:t>
+      </w:r>
+      <w:proofErr w:type="spellEnd"/>
+      <w:r>
+        <w:rPr>
+          <w:rFonts w:ascii="Consolas" w:eastAsia="Consolas" w:hAnsi="Consolas" w:cs="Consolas"/>
+          <w:sz w:val="18"/>
+          <w:szCs w:val="18"/>
+        </w:rPr>
+        <w:t xml:space="preserve"> (Etapa 3)</w:t>
+      </w:r>
+      <w:r>
+        <w:br/>
+      </w:r>
+      <w:r>
+        <w:rPr>
+          <w:rFonts w:ascii="Consolas" w:eastAsia="Consolas" w:hAnsi="Consolas" w:cs="Consolas"/>
+          <w:sz w:val="18"/>
+          <w:szCs w:val="18"/>
+        </w:rPr>
+        <w:t>│   └── infraestructura/    Repository + Unit of Work (Etapa 5)</w:t>
+      </w:r>
+      <w:r>
+        <w:br/>
+      </w:r>
+      <w:r>
+        <w:rPr>
+          <w:rFonts w:ascii="Consolas" w:eastAsia="Consolas" w:hAnsi="Consolas" w:cs="Consolas"/>
+          <w:sz w:val="18"/>
+          <w:szCs w:val="18"/>
+        </w:rPr>
+        <w:t>├── tests/                  9 pruebas automáticas sobre los 5 casos de uso</w:t>
+      </w:r>
+      <w:r>
+        <w:br/>
+      </w:r>
+      <w:r>
+        <w:rPr>
+          <w:rFonts w:ascii="Consolas" w:eastAsia="Consolas" w:hAnsi="Consolas" w:cs="Consolas"/>
+          <w:sz w:val="18"/>
+          <w:szCs w:val="18"/>
+        </w:rPr>
+        <w:t>├── README.md</w:t>
+      </w:r>
+      <w:r>
+        <w:br/>
+      </w:r>
+      <w:r>
+        <w:rPr>
+          <w:rFonts w:ascii="Consolas" w:eastAsia="Consolas" w:hAnsi="Consolas" w:cs="Consolas"/>
+          <w:sz w:val="18"/>
+          <w:szCs w:val="18"/>
+        </w:rPr>
+        <w:t>├── pytest.ini</w:t>
+      </w:r>
+      <w:r>
+        <w:br/>
+      </w:r>
+      <w:r>
+        <w:rPr>
+          <w:rFonts w:ascii="Consolas" w:eastAsia="Consolas" w:hAnsi="Consolas" w:cs="Consolas"/>
+          <w:sz w:val="18"/>
+          <w:szCs w:val="18"/>
+        </w:rPr>
+        <w:t>└── requirements.txt</w:t>
+      </w:r>
+    </w:p>
+    <w:p>
+      <w:pPr>
+        <w:spacing w:after="160"/>
+        <w:jc w:val="both"/>
+        <w:rPr>
+          <w:rFonts w:asciiTheme="majorHAnsi" w:hAnsiTheme="majorHAnsi"/>
+          <w:sz w:val="22"/>
+          <w:szCs w:val="22"/>
+        </w:rPr>
+      </w:pPr>
+      <w:r>
+        <w:rPr>
+          <w:rFonts w:asciiTheme="majorHAnsi" w:eastAsia="Calibri" w:hAnsiTheme="majorHAnsi" w:cs="Calibri"/>
+          <w:sz w:val="22"/>
+          <w:szCs w:val="22"/>
+        </w:rPr>
+        <w:t>Cada carpeta corresponde directamente a un entregable: docs/ cubre los entregables 01, 04 y 05 (informe, matriz y bitácora, en Word y PDF); diagrams/ cubre el 02 y el 03 (diagrama de dominio, de clases y los 2 de secuencia, cada uno en PDF y en imagen); y src/ + tests/ cubren el entregable 06 (código base dividido en aplicación, dominio e infraestructura, con 9 pruebas en verde).</w:t>
+      </w:r>
+    </w:p>
+    <w:p>
+      <w:pPr>
+        <w:spacing w:after="160"/>
+      </w:pPr>
+    </w:p>
+    <w:p>
+      <w:pPr>
+        <w:pStyle w:val="Ttulo2"/>
+        <w:jc w:val="both"/>
+        <w:rPr>
+          <w:b/>
+          <w:bCs/>
+          <w:color w:val="auto"/>
+          <w:sz w:val="26"/>
+          <w:szCs w:val="26"/>
+        </w:rPr>
+      </w:pPr>
+      <w:r>
+        <w:rPr>
+          <w:b/>
+          <w:bCs/>
+          <w:color w:val="auto"/>
+          <w:sz w:val="26"/>
+          <w:szCs w:val="26"/>
+        </w:rPr>
+        <w:t>Checklist final de entrega</w:t>
+      </w:r>
+    </w:p>
+    <w:p>
+      <w:pPr>
+        <w:spacing w:after="160"/>
+        <w:rPr>
+          <w:rFonts w:asciiTheme="majorHAnsi" w:hAnsiTheme="majorHAnsi"/>
+        </w:rPr>
+      </w:pPr>
+      <w:r>
+        <w:rPr>
+          <w:rFonts w:asciiTheme="majorHAnsi" w:eastAsia="Calibri" w:hAnsiTheme="majorHAnsi" w:cs="Calibri"/>
+        </w:rPr>
+        <w:t>Verificación de los 8 entregables oficiales de la actividad antes de subir el reporte.</w:t>
+      </w:r>
+    </w:p>
+    <w:tbl>
+      <w:tblPr>
+        <w:tblStyle w:val="Tablaconcuadrcula"/>
+        <w:tblW w:w="9776" w:type="dxa"/>
+        <w:tblInd w:w="-476" w:type="dxa"/>
+        <w:tblLook w:val="04A0" w:firstRow="1" w:lastRow="0" w:firstColumn="1" w:lastColumn="0" w:noHBand="0" w:noVBand="1"/>
+      </w:tblPr>
+      <w:tblGrid>
+        <w:gridCol w:w="562"/>
+        <w:gridCol w:w="2962"/>
+        <w:gridCol w:w="1291"/>
+        <w:gridCol w:w="4961"/>
+      </w:tblGrid>
+      <w:tr>
+        <w:tc>
+          <w:tcPr>
+            <w:tcW w:w="562" w:type="dxa"/>
+            <w:vAlign w:val="center"/>
+          </w:tcPr>
+          <w:p>
+            <w:pPr>
+              <w:rPr>
+                <w:rFonts w:asciiTheme="majorHAnsi" w:hAnsiTheme="majorHAnsi"/>
+              </w:rPr>
+            </w:pPr>
+            <w:r>
+              <w:rPr>
+                <w:rFonts w:asciiTheme="majorHAnsi" w:eastAsia="Calibri" w:hAnsiTheme="majorHAnsi" w:cs="Calibri"/>
+                <w:b/>
+                <w:bCs/>
+              </w:rPr>
+              <w:t>#</w:t>
+            </w:r>
+          </w:p>
+        </w:tc>
+        <w:tc>
+          <w:tcPr>
+            <w:tcW w:w="2962" w:type="dxa"/>
+            <w:vAlign w:val="center"/>
+          </w:tcPr>
+          <w:p>
+            <w:pPr>
+              <w:rPr>
+                <w:rFonts w:asciiTheme="majorHAnsi" w:hAnsiTheme="majorHAnsi"/>
+              </w:rPr>
+            </w:pPr>
+            <w:r>
+              <w:rPr>
+                <w:rFonts w:asciiTheme="majorHAnsi" w:eastAsia="Calibri" w:hAnsiTheme="majorHAnsi" w:cs="Calibri"/>
+                <w:b/>
+                <w:bCs/>
+              </w:rPr>
+              <w:t>Entregable</w:t>
+            </w:r>
+          </w:p>
+        </w:tc>
+        <w:tc>
+          <w:tcPr>
+            <w:tcW w:w="1291" w:type="dxa"/>
+            <w:vAlign w:val="center"/>
+          </w:tcPr>
+          <w:p>
+            <w:pPr>
+              <w:rPr>
+                <w:rFonts w:asciiTheme="majorHAnsi" w:hAnsiTheme="majorHAnsi"/>
+              </w:rPr>
+            </w:pPr>
+            <w:r>
+              <w:rPr>
+                <w:rFonts w:asciiTheme="majorHAnsi" w:eastAsia="Calibri" w:hAnsiTheme="majorHAnsi" w:cs="Calibri"/>
+                <w:b/>
+                <w:bCs/>
+              </w:rPr>
+              <w:t>Estado</w:t>
+            </w:r>
+          </w:p>
+        </w:tc>
+        <w:tc>
+          <w:tcPr>
+            <w:tcW w:w="4961" w:type="dxa"/>
+            <w:vAlign w:val="center"/>
+          </w:tcPr>
+          <w:p>
+            <w:pPr>
+              <w:rPr>
+                <w:rFonts w:asciiTheme="majorHAnsi" w:hAnsiTheme="majorHAnsi"/>
+              </w:rPr>
+            </w:pPr>
+            <w:r>
+              <w:rPr>
+                <w:rFonts w:asciiTheme="majorHAnsi" w:eastAsia="Calibri" w:hAnsiTheme="majorHAnsi" w:cs="Calibri"/>
+                <w:b/>
+                <w:bCs/>
+              </w:rPr>
+              <w:t>Ubicación</w:t>
+            </w:r>
+          </w:p>
+        </w:tc>
+      </w:tr>
+      <w:tr>
+        <w:tc>
+          <w:tcPr>
+            <w:tcW w:w="562" w:type="dxa"/>
+            <w:vAlign w:val="center"/>
+          </w:tcPr>
+          <w:p>
+            <w:pPr>
+              <w:rPr>
+                <w:rFonts w:asciiTheme="majorHAnsi" w:hAnsiTheme="majorHAnsi"/>
+              </w:rPr>
+            </w:pPr>
+            <w:r>
+              <w:rPr>
+                <w:rFonts w:asciiTheme="majorHAnsi" w:eastAsia="Calibri" w:hAnsiTheme="majorHAnsi" w:cs="Calibri"/>
+              </w:rPr>
+              <w:t>01</w:t>
+            </w:r>
+          </w:p>
+        </w:tc>
+        <w:tc>
+          <w:tcPr>
+            <w:tcW w:w="2962" w:type="dxa"/>
+            <w:vAlign w:val="center"/>
+          </w:tcPr>
+          <w:p>
+            <w:pPr>
+              <w:rPr>
+                <w:rFonts w:asciiTheme="majorHAnsi" w:hAnsiTheme="majorHAnsi"/>
+              </w:rPr>
+            </w:pPr>
+            <w:r>
+              <w:rPr>
+                <w:rFonts w:asciiTheme="majorHAnsi" w:eastAsia="Calibri" w:hAnsiTheme="majorHAnsi" w:cs="Calibri"/>
+              </w:rPr>
+              <w:t>Informe de arquitectura (Etapas 1-9)</w:t>
+            </w:r>
+          </w:p>
+        </w:tc>
+        <w:tc>
+          <w:tcPr>
+            <w:tcW w:w="1291" w:type="dxa"/>
+            <w:vAlign w:val="center"/>
+          </w:tcPr>
+          <w:p>
+            <w:pPr>
+              <w:rPr>
+                <w:rFonts w:asciiTheme="majorHAnsi" w:hAnsiTheme="majorHAnsi"/>
+              </w:rPr>
+            </w:pPr>
+            <w:r>
+              <w:rPr>
+                <w:rFonts w:asciiTheme="majorHAnsi" w:eastAsia="Calibri" w:hAnsiTheme="majorHAnsi" w:cs="Calibri"/>
+              </w:rPr>
+              <w:t>Completo</w:t>
+            </w:r>
+          </w:p>
+        </w:tc>
+        <w:tc>
+          <w:tcPr>
+            <w:tcW w:w="4961" w:type="dxa"/>
+            <w:vAlign w:val="center"/>
+          </w:tcPr>
+          <w:p>
+            <w:pPr>
+              <w:rPr>
+                <w:rFonts w:asciiTheme="majorHAnsi" w:hAnsiTheme="majorHAnsi"/>
+              </w:rPr>
+            </w:pPr>
+            <w:r>
+              <w:rPr>
+                <w:rFonts w:asciiTheme="majorHAnsi" w:eastAsia="Calibri" w:hAnsiTheme="majorHAnsi" w:cs="Calibri"/>
+              </w:rPr>
+              <w:t>Este documento</w:t>
+            </w:r>
+          </w:p>
+        </w:tc>
+      </w:tr>
+      <w:tr>
+        <w:tc>
+          <w:tcPr>
+            <w:tcW w:w="562" w:type="dxa"/>
+            <w:vAlign w:val="center"/>
+          </w:tcPr>
+          <w:p>
+            <w:pPr>
+              <w:rPr>
+                <w:rFonts w:asciiTheme="majorHAnsi" w:hAnsiTheme="majorHAnsi"/>
+              </w:rPr>
+            </w:pPr>
+            <w:r>
+              <w:rPr>
+                <w:rFonts w:asciiTheme="majorHAnsi" w:eastAsia="Calibri" w:hAnsiTheme="majorHAnsi" w:cs="Calibri"/>
+              </w:rPr>
+              <w:t>02</w:t>
+            </w:r>
+          </w:p>
+        </w:tc>
+        <w:tc>
+          <w:tcPr>
+            <w:tcW w:w="2962" w:type="dxa"/>
+            <w:vAlign w:val="center"/>
+          </w:tcPr>
+          <w:p>
+            <w:pPr>
+              <w:rPr>
+                <w:rFonts w:asciiTheme="majorHAnsi" w:hAnsiTheme="majorHAnsi"/>
+              </w:rPr>
+            </w:pPr>
+            <w:r>
+              <w:rPr>
+                <w:rFonts w:asciiTheme="majorHAnsi" w:eastAsia="Calibri" w:hAnsiTheme="majorHAnsi" w:cs="Calibri"/>
+              </w:rPr>
+              <w:t>Diagrama de dominio y clases</w:t>
+            </w:r>
+          </w:p>
+        </w:tc>
+        <w:tc>
+          <w:tcPr>
+            <w:tcW w:w="1291" w:type="dxa"/>
+            <w:vAlign w:val="center"/>
+          </w:tcPr>
+          <w:p>
+            <w:pPr>
+              <w:rPr>
+                <w:rFonts w:asciiTheme="majorHAnsi" w:hAnsiTheme="majorHAnsi"/>
+              </w:rPr>
+            </w:pPr>
+            <w:r>
+              <w:rPr>
+                <w:rFonts w:asciiTheme="majorHAnsi" w:eastAsia="Calibri" w:hAnsiTheme="majorHAnsi" w:cs="Calibri"/>
+              </w:rPr>
+              <w:t>Completo</w:t>
+            </w:r>
+          </w:p>
+        </w:tc>
+        <w:tc>
+          <w:tcPr>
+            <w:tcW w:w="4961" w:type="dxa"/>
+            <w:vAlign w:val="center"/>
+          </w:tcPr>
+          <w:p>
+            <w:pPr>
+              <w:rPr>
+                <w:rFonts w:asciiTheme="majorHAnsi" w:hAnsiTheme="majorHAnsi"/>
+              </w:rPr>
+            </w:pPr>
+            <w:r>
+              <w:rPr>
+                <w:rFonts w:asciiTheme="majorHAnsi" w:eastAsia="Calibri" w:hAnsiTheme="majorHAnsi" w:cs="Calibri"/>
+              </w:rPr>
+              <w:t xml:space="preserve">Etapa </w:t>
+            </w:r>
+            <w:r>
+              <w:rPr>
+                <w:rFonts w:asciiTheme="majorHAnsi" w:eastAsia="Calibri" w:hAnsiTheme="majorHAnsi" w:cs="Calibri"/>
+              </w:rPr>
+              <w:t xml:space="preserve">3 y </w:t>
+            </w:r>
+            <w:r>
+              <w:rPr>
+                <w:rFonts w:asciiTheme="majorHAnsi" w:eastAsia="Calibri" w:hAnsiTheme="majorHAnsi" w:cs="Calibri"/>
+              </w:rPr>
+              <w:t>8 del informe + /diagrams/</w:t>
+            </w:r>
+          </w:p>
+        </w:tc>
+      </w:tr>
+      <w:tr>
+        <w:tc>
+          <w:tcPr>
+            <w:tcW w:w="562" w:type="dxa"/>
+            <w:vAlign w:val="center"/>
+          </w:tcPr>
+          <w:p>
+            <w:pPr>
+              <w:rPr>
+                <w:rFonts w:asciiTheme="majorHAnsi" w:hAnsiTheme="majorHAnsi"/>
+              </w:rPr>
+            </w:pPr>
+            <w:r>
+              <w:rPr>
+                <w:rFonts w:asciiTheme="majorHAnsi" w:eastAsia="Calibri" w:hAnsiTheme="majorHAnsi" w:cs="Calibri"/>
+              </w:rPr>
+              <w:t>03</w:t>
+            </w:r>
+          </w:p>
+        </w:tc>
+        <w:tc>
+          <w:tcPr>
+            <w:tcW w:w="2962" w:type="dxa"/>
+            <w:vAlign w:val="center"/>
+          </w:tcPr>
+          <w:p>
+            <w:pPr>
+              <w:rPr>
+                <w:rFonts w:asciiTheme="majorHAnsi" w:hAnsiTheme="majorHAnsi"/>
+              </w:rPr>
+            </w:pPr>
+            <w:r>
+              <w:rPr>
+                <w:rFonts w:asciiTheme="majorHAnsi" w:eastAsia="Calibri" w:hAnsiTheme="majorHAnsi" w:cs="Calibri"/>
+              </w:rPr>
+              <w:t>Diagramas de secuencia (2)</w:t>
+            </w:r>
+          </w:p>
+        </w:tc>
+        <w:tc>
+          <w:tcPr>
+            <w:tcW w:w="1291" w:type="dxa"/>
+            <w:vAlign w:val="center"/>
+          </w:tcPr>
+          <w:p>
+            <w:pPr>
+              <w:rPr>
+                <w:rFonts w:asciiTheme="majorHAnsi" w:hAnsiTheme="majorHAnsi"/>
+              </w:rPr>
+            </w:pPr>
+            <w:r>
+              <w:rPr>
+                <w:rFonts w:asciiTheme="majorHAnsi" w:eastAsia="Calibri" w:hAnsiTheme="majorHAnsi" w:cs="Calibri"/>
+              </w:rPr>
+              <w:t>Completo</w:t>
+            </w:r>
+          </w:p>
+        </w:tc>
+        <w:tc>
+          <w:tcPr>
+            <w:tcW w:w="4961" w:type="dxa"/>
+            <w:vAlign w:val="center"/>
+          </w:tcPr>
+          <w:p>
+            <w:pPr>
+              <w:rPr>
+                <w:rFonts w:asciiTheme="majorHAnsi" w:hAnsiTheme="majorHAnsi"/>
+              </w:rPr>
+            </w:pPr>
+            <w:r>
+              <w:rPr>
+                <w:rFonts w:asciiTheme="majorHAnsi" w:eastAsia="Calibri" w:hAnsiTheme="majorHAnsi" w:cs="Calibri"/>
+              </w:rPr>
+              <w:t>Etapa 8 del informe + /diagrams/</w:t>
+            </w:r>
+          </w:p>
+        </w:tc>
+      </w:tr>
+      <w:tr>
+        <w:tc>
+          <w:tcPr>
+            <w:tcW w:w="562" w:type="dxa"/>
+            <w:vAlign w:val="center"/>
+          </w:tcPr>
+          <w:p>
+            <w:pPr>
+              <w:rPr>
+                <w:rFonts w:asciiTheme="majorHAnsi" w:hAnsiTheme="majorHAnsi"/>
+              </w:rPr>
+            </w:pPr>
+            <w:r>
+              <w:rPr>
+                <w:rFonts w:asciiTheme="majorHAnsi" w:eastAsia="Calibri" w:hAnsiTheme="majorHAnsi" w:cs="Calibri"/>
+              </w:rPr>
+              <w:t>04</w:t>
+            </w:r>
+          </w:p>
+        </w:tc>
+        <w:tc>
+          <w:tcPr>
+            <w:tcW w:w="2962" w:type="dxa"/>
+            <w:vAlign w:val="center"/>
+          </w:tcPr>
+          <w:p>
+            <w:pPr>
+              <w:rPr>
+                <w:rFonts w:asciiTheme="majorHAnsi" w:hAnsiTheme="majorHAnsi"/>
+              </w:rPr>
+            </w:pPr>
+            <w:r>
+              <w:rPr>
+                <w:rFonts w:asciiTheme="majorHAnsi" w:eastAsia="Calibri" w:hAnsiTheme="majorHAnsi" w:cs="Calibri"/>
+              </w:rPr>
+              <w:t>Matriz de trazabilidad</w:t>
+            </w:r>
+          </w:p>
+        </w:tc>
+        <w:tc>
+          <w:tcPr>
+            <w:tcW w:w="1291" w:type="dxa"/>
+            <w:vAlign w:val="center"/>
+          </w:tcPr>
+          <w:p>
+            <w:pPr>
+              <w:rPr>
+                <w:rFonts w:asciiTheme="majorHAnsi" w:hAnsiTheme="majorHAnsi"/>
+              </w:rPr>
+            </w:pPr>
+            <w:r>
+              <w:rPr>
+                <w:rFonts w:asciiTheme="majorHAnsi" w:eastAsia="Calibri" w:hAnsiTheme="majorHAnsi" w:cs="Calibri"/>
+              </w:rPr>
+              <w:t>Completo</w:t>
+            </w:r>
+          </w:p>
+        </w:tc>
+        <w:tc>
+          <w:tcPr>
+            <w:tcW w:w="4961" w:type="dxa"/>
+            <w:vAlign w:val="center"/>
+          </w:tcPr>
+          <w:p>
+            <w:pPr>
+              <w:rPr>
+                <w:rFonts w:asciiTheme="majorHAnsi" w:hAnsiTheme="majorHAnsi"/>
+              </w:rPr>
+            </w:pPr>
+            <w:r>
+              <w:rPr>
+                <w:rFonts w:asciiTheme="majorHAnsi" w:eastAsia="Calibri" w:hAnsiTheme="majorHAnsi" w:cs="Calibri"/>
+              </w:rPr>
+              <w:t>Etapa 9 del informe</w:t>
+            </w:r>
+          </w:p>
+        </w:tc>
+      </w:tr>
+      <w:tr>
+        <w:tc>
+          <w:tcPr>
+            <w:tcW w:w="562" w:type="dxa"/>
+            <w:vAlign w:val="center"/>
+          </w:tcPr>
+          <w:p>
+            <w:pPr>
+              <w:rPr>
+                <w:rFonts w:asciiTheme="majorHAnsi" w:hAnsiTheme="majorHAnsi"/>
+              </w:rPr>
+            </w:pPr>
+            <w:r>
+              <w:rPr>
+                <w:rFonts w:asciiTheme="majorHAnsi" w:eastAsia="Calibri" w:hAnsiTheme="majorHAnsi" w:cs="Calibri"/>
+              </w:rPr>
+              <w:t>05</w:t>
+            </w:r>
+          </w:p>
+        </w:tc>
+        <w:tc>
+          <w:tcPr>
+            <w:tcW w:w="2962" w:type="dxa"/>
+            <w:vAlign w:val="center"/>
+          </w:tcPr>
+          <w:p>
+            <w:pPr>
+              <w:rPr>
+                <w:rFonts w:asciiTheme="majorHAnsi" w:hAnsiTheme="majorHAnsi"/>
+              </w:rPr>
+            </w:pPr>
+            <w:r>
+              <w:rPr>
+                <w:rFonts w:asciiTheme="majorHAnsi" w:eastAsia="Calibri" w:hAnsiTheme="majorHAnsi" w:cs="Calibri"/>
+              </w:rPr>
+              <w:t>Bitácora de IA</w:t>
+            </w:r>
+          </w:p>
+        </w:tc>
+        <w:tc>
+          <w:tcPr>
+            <w:tcW w:w="1291" w:type="dxa"/>
+            <w:vAlign w:val="center"/>
+          </w:tcPr>
+          <w:p>
+            <w:pPr>
+              <w:rPr>
+                <w:rFonts w:asciiTheme="majorHAnsi" w:hAnsiTheme="majorHAnsi"/>
+              </w:rPr>
+            </w:pPr>
+            <w:r>
+              <w:rPr>
+                <w:rFonts w:asciiTheme="majorHAnsi" w:eastAsia="Calibri" w:hAnsiTheme="majorHAnsi" w:cs="Calibri"/>
+              </w:rPr>
+              <w:t>Completo</w:t>
+            </w:r>
+          </w:p>
+        </w:tc>
+        <w:tc>
+          <w:tcPr>
+            <w:tcW w:w="4961" w:type="dxa"/>
+            <w:vAlign w:val="center"/>
+          </w:tcPr>
+          <w:p>
+            <w:pPr>
+              <w:rPr>
+                <w:rFonts w:asciiTheme="majorHAnsi" w:hAnsiTheme="majorHAnsi"/>
+              </w:rPr>
+            </w:pPr>
+            <w:r>
+              <w:rPr>
+                <w:rFonts w:asciiTheme="majorHAnsi" w:eastAsia="Calibri" w:hAnsiTheme="majorHAnsi" w:cs="Calibri"/>
+              </w:rPr>
+              <w:t>Sección de Herramienta y contexto / Bitácora de iteraciones</w:t>
+            </w:r>
+          </w:p>
+        </w:tc>
+      </w:tr>
+      <w:tr>
+        <w:tc>
+          <w:tcPr>
+            <w:tcW w:w="562" w:type="dxa"/>
+            <w:vAlign w:val="center"/>
+          </w:tcPr>
+          <w:p>
+            <w:pPr>
+              <w:rPr>
+                <w:rFonts w:asciiTheme="majorHAnsi" w:hAnsiTheme="majorHAnsi"/>
+              </w:rPr>
+            </w:pPr>
+            <w:r>
+              <w:rPr>
+                <w:rFonts w:asciiTheme="majorHAnsi" w:eastAsia="Calibri" w:hAnsiTheme="majorHAnsi" w:cs="Calibri"/>
+              </w:rPr>
+              <w:t>06</w:t>
+            </w:r>
+          </w:p>
+        </w:tc>
+        <w:tc>
+          <w:tcPr>
+            <w:tcW w:w="2962" w:type="dxa"/>
+            <w:vAlign w:val="center"/>
+          </w:tcPr>
+          <w:p>
+            <w:pPr>
+              <w:rPr>
+                <w:rFonts w:asciiTheme="majorHAnsi" w:hAnsiTheme="majorHAnsi"/>
+              </w:rPr>
+            </w:pPr>
+            <w:r>
+              <w:rPr>
+                <w:rFonts w:asciiTheme="majorHAnsi" w:eastAsia="Calibri" w:hAnsiTheme="majorHAnsi" w:cs="Calibri"/>
+              </w:rPr>
+              <w:t>Código base</w:t>
+            </w:r>
+          </w:p>
+        </w:tc>
+        <w:tc>
+          <w:tcPr>
+            <w:tcW w:w="1291" w:type="dxa"/>
+            <w:vAlign w:val="center"/>
+          </w:tcPr>
+          <w:p>
+            <w:pPr>
+              <w:rPr>
+                <w:rFonts w:asciiTheme="majorHAnsi" w:hAnsiTheme="majorHAnsi"/>
+              </w:rPr>
+            </w:pPr>
+            <w:r>
+              <w:rPr>
+                <w:rFonts w:asciiTheme="majorHAnsi" w:eastAsia="Calibri" w:hAnsiTheme="majorHAnsi" w:cs="Calibri"/>
+              </w:rPr>
+              <w:t>Completo</w:t>
+            </w:r>
+          </w:p>
+        </w:tc>
+        <w:tc>
+          <w:tcPr>
+            <w:tcW w:w="4961" w:type="dxa"/>
+            <w:vAlign w:val="center"/>
+          </w:tcPr>
+          <w:p>
+            <w:pPr>
+              <w:rPr>
+                <w:rFonts w:asciiTheme="majorHAnsi" w:hAnsiTheme="majorHAnsi"/>
+              </w:rPr>
+            </w:pPr>
+            <w:r>
+              <w:rPr>
+                <w:rFonts w:asciiTheme="majorHAnsi" w:eastAsia="Calibri" w:hAnsiTheme="majorHAnsi" w:cs="Calibri"/>
+              </w:rPr>
+              <w:t>/src, /tests del repositorio (9 pruebas)</w:t>
+            </w:r>
+          </w:p>
+        </w:tc>
+      </w:tr>
+      <w:tr>
+        <w:tc>
+          <w:tcPr>
+            <w:tcW w:w="562" w:type="dxa"/>
+            <w:vAlign w:val="center"/>
+          </w:tcPr>
+          <w:p>
+            <w:pPr>
+              <w:rPr>
+                <w:rFonts w:asciiTheme="majorHAnsi" w:hAnsiTheme="majorHAnsi"/>
+              </w:rPr>
+            </w:pPr>
+            <w:r>
+              <w:rPr>
+                <w:rFonts w:asciiTheme="majorHAnsi" w:eastAsia="Calibri" w:hAnsiTheme="majorHAnsi" w:cs="Calibri"/>
+              </w:rPr>
+              <w:t>07</w:t>
+            </w:r>
+          </w:p>
+        </w:tc>
+        <w:tc>
+          <w:tcPr>
+            <w:tcW w:w="2962" w:type="dxa"/>
+            <w:vAlign w:val="center"/>
+          </w:tcPr>
+          <w:p>
+            <w:pPr>
+              <w:rPr>
+                <w:rFonts w:asciiTheme="majorHAnsi" w:hAnsiTheme="majorHAnsi"/>
+              </w:rPr>
+            </w:pPr>
+            <w:r>
+              <w:rPr>
+                <w:rFonts w:asciiTheme="majorHAnsi" w:eastAsia="Calibri" w:hAnsiTheme="majorHAnsi" w:cs="Calibri"/>
+              </w:rPr>
+              <w:t>Repositorio de GitHub</w:t>
+            </w:r>
+          </w:p>
+        </w:tc>
+        <w:tc>
+          <w:tcPr>
+            <w:tcW w:w="1291" w:type="dxa"/>
+            <w:vAlign w:val="center"/>
+          </w:tcPr>
+          <w:p>
+            <w:pPr>
+              <w:rPr>
+                <w:rFonts w:asciiTheme="majorHAnsi" w:hAnsiTheme="majorHAnsi"/>
+              </w:rPr>
+            </w:pPr>
+            <w:r>
+              <w:rPr>
+                <w:rFonts w:asciiTheme="majorHAnsi" w:eastAsia="Calibri" w:hAnsiTheme="majorHAnsi" w:cs="Calibri"/>
+              </w:rPr>
+              <w:t>Completo</w:t>
+            </w:r>
+          </w:p>
+        </w:tc>
+        <w:tc>
+          <w:tcPr>
+            <w:tcW w:w="4961" w:type="dxa"/>
+            <w:vAlign w:val="center"/>
+          </w:tcPr>
+          <w:p>
+            <w:pPr>
+              <w:rPr>
+                <w:rFonts w:asciiTheme="majorHAnsi" w:eastAsia="Calibri" w:hAnsiTheme="majorHAnsi" w:cs="Calibri"/>
+              </w:rPr>
+            </w:pPr>
+            <w:hyperlink r:id="rId16" w:history="1">
+              <w:r>
+                <w:rPr>
+                  <w:rStyle w:val="Hipervnculo"/>
+                  <w:rFonts w:asciiTheme="majorHAnsi" w:eastAsia="Calibri" w:hAnsiTheme="majorHAnsi" w:cs="Calibri"/>
+                </w:rPr>
+                <w:t>https://github.com/cortezchristopher704-rgb/FitZone</w:t>
+              </w:r>
+            </w:hyperlink>
+          </w:p>
+        </w:tc>
+      </w:tr>
+      <w:tr>
+        <w:tc>
+          <w:tcPr>
+            <w:tcW w:w="562" w:type="dxa"/>
+            <w:vAlign w:val="center"/>
+          </w:tcPr>
+          <w:p>
+            <w:pPr>
+              <w:rPr>
+                <w:rFonts w:asciiTheme="majorHAnsi" w:hAnsiTheme="majorHAnsi"/>
+              </w:rPr>
+            </w:pPr>
+            <w:r>
+              <w:rPr>
+                <w:rFonts w:asciiTheme="majorHAnsi" w:eastAsia="Calibri" w:hAnsiTheme="majorHAnsi" w:cs="Calibri"/>
+              </w:rPr>
+              <w:t>08</w:t>
+            </w:r>
+          </w:p>
+        </w:tc>
+        <w:tc>
+          <w:tcPr>
+            <w:tcW w:w="2962" w:type="dxa"/>
+            <w:vAlign w:val="center"/>
+          </w:tcPr>
+          <w:p>
+            <w:pPr>
+              <w:rPr>
+                <w:rFonts w:asciiTheme="majorHAnsi" w:hAnsiTheme="majorHAnsi"/>
+              </w:rPr>
+            </w:pPr>
+            <w:r>
+              <w:rPr>
+                <w:rFonts w:asciiTheme="majorHAnsi" w:eastAsia="Calibri" w:hAnsiTheme="majorHAnsi" w:cs="Calibri"/>
+              </w:rPr>
+              <w:t>Presentación y defensa</w:t>
+            </w:r>
+          </w:p>
+        </w:tc>
+        <w:tc>
+          <w:tcPr>
+            <w:tcW w:w="1291" w:type="dxa"/>
+            <w:vAlign w:val="center"/>
+          </w:tcPr>
+          <w:p>
+            <w:pPr>
+              <w:rPr>
+                <w:rFonts w:asciiTheme="majorHAnsi" w:hAnsiTheme="majorHAnsi"/>
+              </w:rPr>
+            </w:pPr>
+            <w:r>
+              <w:rPr>
+                <w:rFonts w:asciiTheme="majorHAnsi" w:eastAsia="Calibri" w:hAnsiTheme="majorHAnsi" w:cs="Calibri"/>
+              </w:rPr>
+              <w:t>Pendiente de ensayo</w:t>
+            </w:r>
+          </w:p>
+        </w:tc>
+        <w:tc>
+          <w:tcPr>
+            <w:tcW w:w="4961" w:type="dxa"/>
+            <w:vAlign w:val="center"/>
+          </w:tcPr>
+          <w:p>
+            <w:pPr>
+              <w:rPr>
+                <w:rFonts w:asciiTheme="majorHAnsi" w:hAnsiTheme="majorHAnsi"/>
+              </w:rPr>
+            </w:pPr>
+            <w:r>
+              <w:rPr>
+                <w:rFonts w:asciiTheme="majorHAnsi" w:eastAsia="Calibri" w:hAnsiTheme="majorHAnsi" w:cs="Calibri"/>
+              </w:rPr>
+              <w:t>Ver 'Preguntas para la defensa' abajo</w:t>
+            </w:r>
+          </w:p>
+        </w:tc>
+      </w:tr>
+    </w:tbl>
+    <w:p>
+      <w:pPr>
+        <w:rPr>
+          <w:rFonts w:asciiTheme="majorHAnsi" w:hAnsiTheme="majorHAnsi"/>
+        </w:rPr>
+      </w:pPr>
+    </w:p>
+    <w:p>
+      <w:pPr>
+        <w:rPr>
+          <w:rFonts w:asciiTheme="majorHAnsi" w:hAnsiTheme="majorHAnsi"/>
+        </w:rPr>
+      </w:pPr>
+    </w:p>
+    <w:p>
+      <w:pPr>
+        <w:rPr>
+          <w:rFonts w:asciiTheme="majorHAnsi" w:hAnsiTheme="majorHAnsi"/>
+          <w:sz w:val="26"/>
+          <w:szCs w:val="26"/>
+        </w:rPr>
+      </w:pPr>
+    </w:p>
+    <w:p>
+      <w:pPr>
+        <w:rPr>
+          <w:rFonts w:asciiTheme="majorHAnsi" w:hAnsiTheme="majorHAnsi"/>
+          <w:sz w:val="26"/>
+          <w:szCs w:val="26"/>
+        </w:rPr>
+      </w:pPr>
+    </w:p>
+    <w:p>
+      <w:pPr>
+        <w:rPr>
+          <w:rFonts w:asciiTheme="majorHAnsi" w:hAnsiTheme="majorHAnsi"/>
+          <w:sz w:val="26"/>
+          <w:szCs w:val="26"/>
+        </w:rPr>
+      </w:pPr>
+    </w:p>
+    <w:p>
+      <w:pPr>
+        <w:rPr>
+          <w:rFonts w:asciiTheme="majorHAnsi" w:hAnsiTheme="majorHAnsi"/>
+          <w:sz w:val="26"/>
+          <w:szCs w:val="26"/>
+        </w:rPr>
+      </w:pPr>
+    </w:p>
+    <w:p>
+      <w:pPr>
+        <w:pStyle w:val="Ttulo2"/>
+        <w:jc w:val="both"/>
+        <w:rPr>
+          <w:b/>
+          <w:bCs/>
+          <w:color w:val="auto"/>
+          <w:sz w:val="26"/>
+          <w:szCs w:val="26"/>
+        </w:rPr>
+      </w:pPr>
+      <w:r>
+        <w:rPr>
+          <w:b/>
+          <w:bCs/>
+          <w:color w:val="auto"/>
+          <w:sz w:val="26"/>
+          <w:szCs w:val="26"/>
+        </w:rPr>
+        <w:lastRenderedPageBreak/>
+        <w:t>Preguntas para la defensa</w:t>
+      </w:r>
+    </w:p>
+    <w:p>
+      <w:pPr>
+        <w:spacing w:after="160"/>
+        <w:jc w:val="both"/>
+        <w:rPr>
+          <w:rFonts w:asciiTheme="majorHAnsi" w:hAnsiTheme="majorHAnsi"/>
+          <w:sz w:val="22"/>
+          <w:szCs w:val="22"/>
+        </w:rPr>
+      </w:pPr>
+      <w:r>
+        <w:rPr>
+          <w:rFonts w:asciiTheme="majorHAnsi" w:eastAsia="Calibri" w:hAnsiTheme="majorHAnsi" w:cs="Calibri"/>
+          <w:sz w:val="22"/>
+          <w:szCs w:val="22"/>
+        </w:rPr>
+        <w:t>Preguntas literales de la sección 20 de la guía oficial, respondidas con el diseño real de FitZone.</w:t>
+      </w:r>
+    </w:p>
+    <w:p>
+      <w:pPr>
+        <w:pStyle w:val="Ttulo3"/>
+        <w:jc w:val="both"/>
+        <w:rPr>
+          <w:rFonts w:asciiTheme="majorHAnsi" w:hAnsiTheme="majorHAnsi"/>
+          <w:b/>
+          <w:bCs/>
+          <w:color w:val="auto"/>
+          <w:sz w:val="22"/>
+          <w:szCs w:val="22"/>
+        </w:rPr>
+      </w:pPr>
+      <w:r>
+        <w:rPr>
+          <w:rFonts w:asciiTheme="majorHAnsi" w:hAnsiTheme="majorHAnsi"/>
+          <w:b/>
+          <w:bCs/>
+          <w:color w:val="auto"/>
+          <w:sz w:val="22"/>
+          <w:szCs w:val="22"/>
+        </w:rPr>
+        <w:t>1. ¿Qué evidencia del negocio influyó más en la selección del patrón?</w:t>
+      </w:r>
+    </w:p>
+    <w:p>
+      <w:pPr>
+        <w:spacing w:after="160"/>
+        <w:jc w:val="both"/>
+        <w:rPr>
+          <w:rFonts w:asciiTheme="majorHAnsi" w:eastAsia="Calibri" w:hAnsiTheme="majorHAnsi" w:cs="Calibri"/>
+          <w:sz w:val="22"/>
+          <w:szCs w:val="22"/>
+        </w:rPr>
+      </w:pPr>
+      <w:r>
+        <w:rPr>
+          <w:rFonts w:asciiTheme="majorHAnsi" w:eastAsia="Calibri" w:hAnsiTheme="majorHAnsi" w:cs="Calibri"/>
+          <w:sz w:val="22"/>
+          <w:szCs w:val="22"/>
+        </w:rPr>
+        <w:t>El BRD (N1-N4) y las User Stories US-001/US-013, que exigen proteger invariantes muy condicionales: cupo máximo, orden FIFO con ventana de 30 minutos, y bloqueo por 3 no-shows sin afectar el acceso físico. Esas reglas cruzan varias entidades a la vez, lo que descartó Transaction Script y Table Module y llevó a Domain Model (ADR-01).</w:t>
+      </w:r>
+    </w:p>
+    <w:p>
+      <w:pPr>
+        <w:spacing w:after="160"/>
+        <w:jc w:val="both"/>
+        <w:rPr>
+          <w:rFonts w:asciiTheme="majorHAnsi" w:hAnsiTheme="majorHAnsi"/>
+          <w:sz w:val="22"/>
+          <w:szCs w:val="22"/>
+        </w:rPr>
+      </w:pPr>
+    </w:p>
+    <w:p>
+      <w:pPr>
+        <w:pStyle w:val="Ttulo3"/>
+        <w:jc w:val="both"/>
+        <w:rPr>
+          <w:rFonts w:asciiTheme="majorHAnsi" w:hAnsiTheme="majorHAnsi"/>
+          <w:b/>
+          <w:bCs/>
+          <w:color w:val="auto"/>
+          <w:sz w:val="22"/>
+          <w:szCs w:val="22"/>
+        </w:rPr>
+      </w:pPr>
+      <w:r>
+        <w:rPr>
+          <w:rFonts w:asciiTheme="majorHAnsi" w:hAnsiTheme="majorHAnsi"/>
+          <w:b/>
+          <w:bCs/>
+          <w:color w:val="auto"/>
+          <w:sz w:val="22"/>
+          <w:szCs w:val="22"/>
+        </w:rPr>
+        <w:t>2. ¿Qué responsabilidad fue la más difícil de ubicar y cómo tomaron la decisión?</w:t>
+      </w:r>
+    </w:p>
+    <w:p>
+      <w:pPr>
+        <w:spacing w:after="160"/>
+        <w:jc w:val="both"/>
+        <w:rPr>
+          <w:rFonts w:asciiTheme="majorHAnsi" w:eastAsia="Calibri" w:hAnsiTheme="majorHAnsi" w:cs="Calibri"/>
+          <w:sz w:val="22"/>
+          <w:szCs w:val="22"/>
+        </w:rPr>
+      </w:pPr>
+      <w:r>
+        <w:rPr>
+          <w:rFonts w:asciiTheme="majorHAnsi" w:eastAsia="Calibri" w:hAnsiTheme="majorHAnsi" w:cs="Calibri"/>
+          <w:sz w:val="22"/>
+          <w:szCs w:val="22"/>
+        </w:rPr>
+        <w:t>Decidir si Reserva debía ser un Aggregate independiente o una entidad dentro de ClaseProgramada. Se descartó independizarla porque permitir que la aplicación la insertara directamente generaría condiciones de carrera sobre el cupo; se dejó como entidad contenida en ClaseProgramada, que es la única puerta para reservar (sección 3.3 del informe, 'Decisiones dudosas y descartadas').</w:t>
+      </w:r>
+    </w:p>
+    <w:p>
+      <w:pPr>
+        <w:spacing w:after="160"/>
+        <w:jc w:val="both"/>
+        <w:rPr>
+          <w:rFonts w:asciiTheme="majorHAnsi" w:hAnsiTheme="majorHAnsi"/>
+          <w:sz w:val="22"/>
+          <w:szCs w:val="22"/>
+        </w:rPr>
+      </w:pPr>
+    </w:p>
+    <w:p>
+      <w:pPr>
+        <w:pStyle w:val="Ttulo3"/>
+        <w:jc w:val="both"/>
+        <w:rPr>
+          <w:rFonts w:asciiTheme="majorHAnsi" w:hAnsiTheme="majorHAnsi"/>
+          <w:b/>
+          <w:bCs/>
+          <w:color w:val="auto"/>
+          <w:sz w:val="22"/>
+          <w:szCs w:val="22"/>
+        </w:rPr>
+      </w:pPr>
+      <w:r>
+        <w:rPr>
+          <w:rFonts w:asciiTheme="majorHAnsi" w:hAnsiTheme="majorHAnsi"/>
+          <w:b/>
+          <w:bCs/>
+          <w:color w:val="auto"/>
+          <w:sz w:val="22"/>
+          <w:szCs w:val="22"/>
+        </w:rPr>
+        <w:t>3. ¿Qué regla protege el diseño y qué ocurriría si estuviera en una capa incorrecta?</w:t>
+      </w:r>
+    </w:p>
+    <w:p>
+      <w:pPr>
+        <w:spacing w:after="160"/>
+        <w:jc w:val="both"/>
+        <w:rPr>
+          <w:rFonts w:asciiTheme="majorHAnsi" w:eastAsia="Calibri" w:hAnsiTheme="majorHAnsi" w:cs="Calibri"/>
+          <w:sz w:val="22"/>
+          <w:szCs w:val="22"/>
+        </w:rPr>
+      </w:pPr>
+      <w:r>
+        <w:rPr>
+          <w:rFonts w:asciiTheme="majorHAnsi" w:eastAsia="Calibri" w:hAnsiTheme="majorHAnsi" w:cs="Calibri"/>
+          <w:sz w:val="22"/>
+          <w:szCs w:val="22"/>
+        </w:rPr>
+        <w:t>La invariante de que las reservas activas nunca superan la CapacidadMaxima vive dentro de ClaseProgramada (dominio). Si estuviera en un Application Service o en la capa de infraestructura, cualquier otro flujo podría saltársela y sobreasignar lugares, porque dejaría de ser una regla garantizada por el objeto y pasaría a depender de que cada desarrollador la revise manualmente.</w:t>
+      </w:r>
+    </w:p>
+    <w:p>
+      <w:pPr>
+        <w:spacing w:after="160"/>
+        <w:jc w:val="both"/>
+        <w:rPr>
+          <w:rFonts w:asciiTheme="majorHAnsi" w:hAnsiTheme="majorHAnsi"/>
+          <w:sz w:val="22"/>
+          <w:szCs w:val="22"/>
+        </w:rPr>
+      </w:pPr>
+    </w:p>
+    <w:p>
+      <w:pPr>
+        <w:pStyle w:val="Ttulo3"/>
+        <w:jc w:val="both"/>
+        <w:rPr>
+          <w:rFonts w:asciiTheme="majorHAnsi" w:hAnsiTheme="majorHAnsi"/>
+          <w:b/>
+          <w:bCs/>
+          <w:color w:val="auto"/>
+          <w:sz w:val="22"/>
+          <w:szCs w:val="22"/>
+        </w:rPr>
+      </w:pPr>
+      <w:r>
+        <w:rPr>
+          <w:rFonts w:asciiTheme="majorHAnsi" w:hAnsiTheme="majorHAnsi"/>
+          <w:b/>
+          <w:bCs/>
+          <w:color w:val="auto"/>
+          <w:sz w:val="22"/>
+          <w:szCs w:val="22"/>
+        </w:rPr>
+        <w:t>4. ¿Qué cambió después de la revisión con SOLID?</w:t>
+      </w:r>
+    </w:p>
+    <w:p>
+      <w:pPr>
+        <w:spacing w:after="160"/>
+        <w:jc w:val="both"/>
+        <w:rPr>
+          <w:rFonts w:asciiTheme="majorHAnsi" w:eastAsia="Calibri" w:hAnsiTheme="majorHAnsi" w:cs="Calibri"/>
+          <w:sz w:val="22"/>
+          <w:szCs w:val="22"/>
+        </w:rPr>
+      </w:pPr>
+      <w:r>
+        <w:rPr>
+          <w:rFonts w:asciiTheme="majorHAnsi" w:eastAsia="Calibri" w:hAnsiTheme="majorHAnsi" w:cs="Calibri"/>
+          <w:sz w:val="22"/>
+          <w:szCs w:val="22"/>
+        </w:rPr>
+        <w:t>Se corrigieron 5 hallazgos reales (Etapa 7): se separó NotificacionService de ReservaService (S), se aisló el umbral de no-shows como parámetro configurable (O), se evitó heredar ReservaDropIn de Reserva usando un atributo esDropIn (L), se dividió un repositorio único en ISocioRepository e IClaseProgramadaRepository (I), y los Application Services quedaron dependiendo de abstracciones en vez de un ORM concreto (D).</w:t>
+      </w:r>
+    </w:p>
+    <w:p>
+      <w:pPr>
+        <w:spacing w:after="160"/>
+        <w:jc w:val="both"/>
+        <w:rPr>
+          <w:rFonts w:asciiTheme="majorHAnsi" w:hAnsiTheme="majorHAnsi"/>
+          <w:sz w:val="22"/>
+          <w:szCs w:val="22"/>
+        </w:rPr>
+      </w:pPr>
+    </w:p>
+    <w:p>
+      <w:pPr>
+        <w:pStyle w:val="Ttulo3"/>
+        <w:jc w:val="both"/>
+        <w:rPr>
+          <w:rFonts w:asciiTheme="majorHAnsi" w:hAnsiTheme="majorHAnsi"/>
+          <w:b/>
+          <w:bCs/>
+          <w:color w:val="auto"/>
+          <w:sz w:val="22"/>
+          <w:szCs w:val="22"/>
+        </w:rPr>
+      </w:pPr>
+      <w:r>
+        <w:rPr>
+          <w:rFonts w:asciiTheme="majorHAnsi" w:hAnsiTheme="majorHAnsi"/>
+          <w:b/>
+          <w:bCs/>
+          <w:color w:val="auto"/>
+          <w:sz w:val="22"/>
+          <w:szCs w:val="22"/>
+        </w:rPr>
+        <w:t>5. ¿Qué propuesta de la IA rechazaron o corrigieron y por qué?</w:t>
+      </w:r>
+    </w:p>
+    <w:p>
+      <w:pPr>
+        <w:spacing w:after="160"/>
+        <w:jc w:val="both"/>
+        <w:rPr>
+          <w:rFonts w:asciiTheme="majorHAnsi" w:eastAsia="Calibri" w:hAnsiTheme="majorHAnsi" w:cs="Calibri"/>
+          <w:sz w:val="22"/>
+          <w:szCs w:val="22"/>
+        </w:rPr>
+      </w:pPr>
+      <w:r>
+        <w:rPr>
+          <w:rFonts w:asciiTheme="majorHAnsi" w:eastAsia="Calibri" w:hAnsiTheme="majorHAnsi" w:cs="Calibri"/>
+          <w:sz w:val="22"/>
+          <w:szCs w:val="22"/>
+        </w:rPr>
+        <w:t>Se rechazó modelar Reserva como Aggregate independiente (riesgo de condiciones de carrera) y un Aggregate financiero de "saldos a favor" para reembolsos (las clases son un servicio incluido en la suscripción, no admiten devoluciones unitarias según el BRD). También se corrigió un error real en el código base generado: el límite de reservas simultáneas se contaba contra el total de la clase en vez de contra las reservas del propio socio.</w:t>
+      </w:r>
+    </w:p>
+    <w:p>
+      <w:pPr>
+        <w:spacing w:after="160"/>
+        <w:jc w:val="both"/>
+        <w:rPr>
+          <w:rFonts w:asciiTheme="majorHAnsi" w:hAnsiTheme="majorHAnsi"/>
+          <w:sz w:val="22"/>
+          <w:szCs w:val="22"/>
+        </w:rPr>
+      </w:pPr>
+    </w:p>
+    <w:p>
+      <w:pPr>
+        <w:pStyle w:val="Ttulo3"/>
+        <w:jc w:val="both"/>
+        <w:rPr>
+          <w:rFonts w:asciiTheme="majorHAnsi" w:hAnsiTheme="majorHAnsi"/>
+          <w:b/>
+          <w:bCs/>
+          <w:color w:val="auto"/>
+          <w:sz w:val="22"/>
+          <w:szCs w:val="22"/>
+        </w:rPr>
+      </w:pPr>
+      <w:r>
+        <w:rPr>
+          <w:rFonts w:asciiTheme="majorHAnsi" w:hAnsiTheme="majorHAnsi"/>
+          <w:b/>
+          <w:bCs/>
+          <w:color w:val="auto"/>
+          <w:sz w:val="22"/>
+          <w:szCs w:val="22"/>
+        </w:rPr>
+        <w:t>6. ¿Qué consecuencia negativa aceptaron al tomar su decisión arquitectural principal?</w:t>
+      </w:r>
+    </w:p>
+    <w:p>
+      <w:pPr>
+        <w:spacing w:after="160"/>
+        <w:jc w:val="both"/>
+        <w:rPr>
+          <w:rFonts w:asciiTheme="majorHAnsi" w:hAnsiTheme="majorHAnsi"/>
+          <w:sz w:val="22"/>
+          <w:szCs w:val="22"/>
+        </w:rPr>
+      </w:pPr>
+      <w:r>
+        <w:rPr>
+          <w:rFonts w:asciiTheme="majorHAnsi" w:eastAsia="Calibri" w:hAnsiTheme="majorHAnsi" w:cs="Calibri"/>
+          <w:sz w:val="22"/>
+          <w:szCs w:val="22"/>
+        </w:rPr>
+        <w:t xml:space="preserve">Adoptar Domain Model de forma irrestricta implicó una mayor inversión inicial de diseño: hubo que identificar correctamente los Aggregates y sus límites de consistencia (Etapa 3) antes de poder </w:t>
+      </w:r>
+      <w:r>
+        <w:rPr>
+          <w:rFonts w:asciiTheme="majorHAnsi" w:eastAsia="Calibri" w:hAnsiTheme="majorHAnsi" w:cs="Calibri"/>
+          <w:sz w:val="22"/>
+          <w:szCs w:val="22"/>
+        </w:rPr>
+        <w:lastRenderedPageBreak/>
+        <w:t>escribir cualquier Service Layer, en vez de empezar a programar directamente como permitiría Transaction Script. El equipo aceptó ese costo a cambio de mayor solidez ante las reglas de excepción del caso.</w:t>
+      </w:r>
+    </w:p>
+    <w:p>
+      <w:pPr>
+        <w:rPr>
+          <w:rFonts w:asciiTheme="majorHAnsi" w:hAnsiTheme="majorHAnsi"/>
+        </w:rPr>
+      </w:pPr>
+    </w:p>
     <w:sectPr>
-      <w:headerReference w:type="default" r:id="rId15"/>
-      <w:footerReference w:type="default" r:id="rId16"/>
+      <w:headerReference w:type="default" r:id="rId17"/>
+      <w:footerReference w:type="default" r:id="rId18"/>
       <w:pgSz w:w="12240" w:h="15840"/>
       <w:pgMar w:top="1417" w:right="1701" w:bottom="1417" w:left="1701" w:header="708" w:footer="708" w:gutter="0"/>
       <w:pgBorders w:offsetFrom="page">
@@ -18421,6 +19412,7 @@
         <w:docPartUnique/>
       </w:docPartObj>
     </w:sdtPr>
+    <w:sdtEndPr/>
     <w:sdtContent>
       <w:p>
         <w:pPr>
@@ -20177,7 +21169,6 @@
     <w:next w:val="Normal"/>
     <w:link w:val="Ttulo3Car"/>
     <w:uiPriority w:val="9"/>
-    <w:semiHidden/>
     <w:unhideWhenUsed/>
     <w:qFormat/>
     <w:rsid w:val="003E76CB"/>
@@ -20327,7 +21318,6 @@
   <w:style w:type="character" w:default="1" w:styleId="Fuentedeprrafopredeter">
     <w:name w:val="Default Paragraph Font"/>
     <w:uiPriority w:val="1"/>
-    <w:semiHidden/>
     <w:unhideWhenUsed/>
   </w:style>
   <w:style w:type="table" w:default="1" w:styleId="Tablanormal">
@@ -20382,7 +21372,6 @@
     <w:basedOn w:val="Fuentedeprrafopredeter"/>
     <w:link w:val="Ttulo3"/>
     <w:uiPriority w:val="9"/>
-    <w:semiHidden/>
     <w:rsid w:val="003E76CB"/>
     <w:rPr>
       <w:rFonts w:eastAsiaTheme="majorEastAsia" w:cstheme="majorBidi"/>
@@ -20721,6 +21710,29 @@
       </w:tblCellMar>
     </w:tblPr>
   </w:style>
+  <w:style w:type="character" w:styleId="Hipervnculo">
+    <w:name w:val="Hyperlink"/>
+    <w:basedOn w:val="Fuentedeprrafopredeter"/>
+    <w:uiPriority w:val="99"/>
+    <w:unhideWhenUsed/>
+    <w:rsid w:val="00C14294"/>
+    <w:rPr>
+      <w:color w:val="467886" w:themeColor="hyperlink"/>
+      <w:u w:val="single"/>
+    </w:rPr>
+  </w:style>
+  <w:style w:type="character" w:styleId="Mencinsinresolver">
+    <w:name w:val="Unresolved Mention"/>
+    <w:basedOn w:val="Fuentedeprrafopredeter"/>
+    <w:uiPriority w:val="99"/>
+    <w:semiHidden/>
+    <w:unhideWhenUsed/>
+    <w:rsid w:val="00C14294"/>
+    <w:rPr>
+      <w:color w:val="605E5C"/>
+      <w:shd w:val="clear" w:color="auto" w:fill="E1DFDD"/>
+    </w:rPr>
+  </w:style>
 </w:styles>
 </file>
 
@@ -21020,23 +22032,10 @@
 </file>
 
 <file path=customXml/item1.xml><?xml version="1.0" encoding="utf-8"?>
-<p:properties xmlns:p="http://schemas.microsoft.com/office/2006/metadata/properties" xmlns:xsi="http://www.w3.org/2001/XMLSchema-instance" xmlns:pc="http://schemas.microsoft.com/office/infopath/2007/PartnerControls">
-  <documentManagement>
-    <_activity xmlns="271f562f-6cf0-4fcb-aef9-ef409cdaae25" xsi:nil="true"/>
-  </documentManagement>
-</p:properties>
+<b:Sources xmlns:b="http://schemas.openxmlformats.org/officeDocument/2006/bibliography" xmlns="http://schemas.openxmlformats.org/officeDocument/2006/bibliography" SelectedStyle="\APASixthEditionOfficeOnline.xsl" StyleName="APA" Version="6"/>
 </file>
 
 <file path=customXml/item2.xml><?xml version="1.0" encoding="utf-8"?>
-<?mso-contentType ?>
-<FormTemplates xmlns="http://schemas.microsoft.com/sharepoint/v3/contenttype/forms">
-  <Display>DocumentLibraryForm</Display>
-  <Edit>DocumentLibraryForm</Edit>
-  <New>DocumentLibraryForm</New>
-</FormTemplates>
-</file>
-
-<file path=customXml/item3.xml><?xml version="1.0" encoding="utf-8"?>
 <ct:contentTypeSchema xmlns:ct="http://schemas.microsoft.com/office/2006/metadata/contentType" xmlns:ma="http://schemas.microsoft.com/office/2006/metadata/properties/metaAttributes" ct:_="" ma:_="" ma:contentTypeName="Document" ma:contentTypeID="0x010100815ACCCEF2DA17409D372C27FB7A0E3D" ma:contentTypeVersion="6" ma:contentTypeDescription="Create a new document." ma:contentTypeScope="" ma:versionID="26dcee6dabbbf8215d2a7091aa98f7a4">
   <xsd:schema xmlns:xsd="http://www.w3.org/2001/XMLSchema" xmlns:xs="http://www.w3.org/2001/XMLSchema" xmlns:p="http://schemas.microsoft.com/office/2006/metadata/properties" xmlns:ns3="271f562f-6cf0-4fcb-aef9-ef409cdaae25" targetNamespace="http://schemas.microsoft.com/office/2006/metadata/properties" ma:root="true" ma:fieldsID="c66f2e9d2ebced4b0d21c82543bddec0" ns3:_="">
     <xsd:import namespace="271f562f-6cf0-4fcb-aef9-ef409cdaae25"/>
@@ -21192,29 +22191,32 @@
 </ct:contentTypeSchema>
 </file>
 
+<file path=customXml/item3.xml><?xml version="1.0" encoding="utf-8"?>
+<?mso-contentType ?>
+<FormTemplates xmlns="http://schemas.microsoft.com/sharepoint/v3/contenttype/forms">
+  <Display>DocumentLibraryForm</Display>
+  <Edit>DocumentLibraryForm</Edit>
+  <New>DocumentLibraryForm</New>
+</FormTemplates>
+</file>
+
 <file path=customXml/item4.xml><?xml version="1.0" encoding="utf-8"?>
-<b:Sources xmlns:b="http://schemas.openxmlformats.org/officeDocument/2006/bibliography" xmlns="http://schemas.openxmlformats.org/officeDocument/2006/bibliography" SelectedStyle="\APASixthEditionOfficeOnline.xsl" StyleName="APA" Version="6"/>
+<p:properties xmlns:p="http://schemas.microsoft.com/office/2006/metadata/properties" xmlns:xsi="http://www.w3.org/2001/XMLSchema-instance" xmlns:pc="http://schemas.microsoft.com/office/infopath/2007/PartnerControls">
+  <documentManagement>
+    <_activity xmlns="271f562f-6cf0-4fcb-aef9-ef409cdaae25" xsi:nil="true"/>
+  </documentManagement>
+</p:properties>
 </file>
 
 <file path=customXml/itemProps1.xml><?xml version="1.0" encoding="utf-8"?>
-<ds:datastoreItem xmlns:ds="http://schemas.openxmlformats.org/officeDocument/2006/customXml" ds:itemID="{3BADA278-5524-4252-9F82-6470D6163020}">
+<ds:datastoreItem xmlns:ds="http://schemas.openxmlformats.org/officeDocument/2006/customXml" ds:itemID="{1590764F-50EB-40D2-B45D-1F2F8B94E000}">
   <ds:schemaRefs>
-    <ds:schemaRef ds:uri="http://schemas.microsoft.com/office/2006/metadata/properties"/>
-    <ds:schemaRef ds:uri="http://schemas.microsoft.com/office/infopath/2007/PartnerControls"/>
-    <ds:schemaRef ds:uri="271f562f-6cf0-4fcb-aef9-ef409cdaae25"/>
+    <ds:schemaRef ds:uri="http://schemas.openxmlformats.org/officeDocument/2006/bibliography"/>
   </ds:schemaRefs>
 </ds:datastoreItem>
 </file>
 
 <file path=customXml/itemProps2.xml><?xml version="1.0" encoding="utf-8"?>
-<ds:datastoreItem xmlns:ds="http://schemas.openxmlformats.org/officeDocument/2006/customXml" ds:itemID="{A109AF4F-5CAA-4572-ACEF-2384E9BFEC9C}">
-  <ds:schemaRefs>
-    <ds:schemaRef ds:uri="http://schemas.microsoft.com/sharepoint/v3/contenttype/forms"/>
-  </ds:schemaRefs>
-</ds:datastoreItem>
-</file>
-
-<file path=customXml/itemProps3.xml><?xml version="1.0" encoding="utf-8"?>
 <ds:datastoreItem xmlns:ds="http://schemas.openxmlformats.org/officeDocument/2006/customXml" ds:itemID="{B4BA7845-8145-4960-B8F3-AC09D371B192}">
   <ds:schemaRefs>
     <ds:schemaRef ds:uri="http://schemas.microsoft.com/office/2006/metadata/contentType"/>
@@ -21232,10 +22234,20 @@
 </ds:datastoreItem>
 </file>
 
+<file path=customXml/itemProps3.xml><?xml version="1.0" encoding="utf-8"?>
+<ds:datastoreItem xmlns:ds="http://schemas.openxmlformats.org/officeDocument/2006/customXml" ds:itemID="{A109AF4F-5CAA-4572-ACEF-2384E9BFEC9C}">
+  <ds:schemaRefs>
+    <ds:schemaRef ds:uri="http://schemas.microsoft.com/sharepoint/v3/contenttype/forms"/>
+  </ds:schemaRefs>
+</ds:datastoreItem>
+</file>
+
 <file path=customXml/itemProps4.xml><?xml version="1.0" encoding="utf-8"?>
-<ds:datastoreItem xmlns:ds="http://schemas.openxmlformats.org/officeDocument/2006/customXml" ds:itemID="{1590764F-50EB-40D2-B45D-1F2F8B94E000}">
+<ds:datastoreItem xmlns:ds="http://schemas.openxmlformats.org/officeDocument/2006/customXml" ds:itemID="{3BADA278-5524-4252-9F82-6470D6163020}">
   <ds:schemaRefs>
-    <ds:schemaRef ds:uri="http://schemas.openxmlformats.org/officeDocument/2006/bibliography"/>
+    <ds:schemaRef ds:uri="http://schemas.microsoft.com/office/2006/metadata/properties"/>
+    <ds:schemaRef ds:uri="http://schemas.microsoft.com/office/infopath/2007/PartnerControls"/>
+    <ds:schemaRef ds:uri="271f562f-6cf0-4fcb-aef9-ef409cdaae25"/>
   </ds:schemaRefs>
 </ds:datastoreItem>
 </file>
--- a/docs/ACTIVIDAD 3 COMPONENTES DE LÓGICA NEGOCIO.docx
+++ b/docs/ACTIVIDAD 3 COMPONENTES DE LÓGICA NEGOCIO.docx
@@ -5739,7 +5739,21 @@
               <w:rPr>
                 <w:rFonts w:asciiTheme="majorHAnsi" w:hAnsiTheme="majorHAnsi"/>
               </w:rPr>
-              <w:t>(UUID id); Guardar(ClaseProgramada clase)</w:t>
+              <w:t>(UUID id); Guardar(</w:t>
+            </w:r>
+            <w:proofErr w:type="spellStart"/>
+            <w:r>
+              <w:rPr>
+                <w:rFonts w:asciiTheme="majorHAnsi" w:hAnsiTheme="majorHAnsi"/>
+              </w:rPr>
+              <w:t>ClaseProgramada</w:t>
+            </w:r>
+            <w:proofErr w:type="spellEnd"/>
+            <w:r>
+              <w:rPr>
+                <w:rFonts w:asciiTheme="majorHAnsi" w:hAnsiTheme="majorHAnsi"/>
+              </w:rPr>
+              <w:t xml:space="preserve"> clase)</w:t>
             </w:r>
           </w:p>
         </w:tc>
@@ -9697,7 +9711,51 @@
           <w:szCs w:val="24"/>
         </w:rPr>
         <w:lastRenderedPageBreak/>
-        <w:t>ADR-02 — Usar Unit of Work para transacciones compuestas</w:t>
+        <w:t xml:space="preserve">ADR-02 — Usar </w:t>
+      </w:r>
+      <w:proofErr w:type="spellStart"/>
+      <w:r>
+        <w:rPr>
+          <w:rFonts w:asciiTheme="majorHAnsi" w:hAnsiTheme="majorHAnsi"/>
+          <w:b/>
+          <w:bCs/>
+          <w:sz w:val="24"/>
+          <w:szCs w:val="24"/>
+        </w:rPr>
+        <w:t>Unit</w:t>
+      </w:r>
+      <w:proofErr w:type="spellEnd"/>
+      <w:r>
+        <w:rPr>
+          <w:rFonts w:asciiTheme="majorHAnsi" w:hAnsiTheme="majorHAnsi"/>
+          <w:b/>
+          <w:bCs/>
+          <w:sz w:val="24"/>
+          <w:szCs w:val="24"/>
+        </w:rPr>
+        <w:t xml:space="preserve"> </w:t>
+      </w:r>
+      <w:proofErr w:type="spellStart"/>
+      <w:r>
+        <w:rPr>
+          <w:rFonts w:asciiTheme="majorHAnsi" w:hAnsiTheme="majorHAnsi"/>
+          <w:b/>
+          <w:bCs/>
+          <w:sz w:val="24"/>
+          <w:szCs w:val="24"/>
+        </w:rPr>
+        <w:t>of</w:t>
+      </w:r>
+      <w:proofErr w:type="spellEnd"/>
+      <w:r>
+        <w:rPr>
+          <w:rFonts w:asciiTheme="majorHAnsi" w:hAnsiTheme="majorHAnsi"/>
+          <w:b/>
+          <w:bCs/>
+          <w:sz w:val="24"/>
+          <w:szCs w:val="24"/>
+        </w:rPr>
+        <w:t xml:space="preserve"> Work para transacciones compuestas</w:t>
       </w:r>
     </w:p>
     <w:tbl>
@@ -12189,7 +12247,25 @@
                 <w:sz w:val="19"/>
                 <w:szCs w:val="19"/>
               </w:rPr>
-              <w:t xml:space="preserve">, Aggregates y Domain </w:t>
+              <w:t xml:space="preserve">, </w:t>
+            </w:r>
+            <w:proofErr w:type="spellStart"/>
+            <w:r>
+              <w:rPr>
+                <w:rFonts w:asciiTheme="majorHAnsi" w:hAnsiTheme="majorHAnsi"/>
+                <w:sz w:val="19"/>
+                <w:szCs w:val="19"/>
+              </w:rPr>
+              <w:t>Aggregates</w:t>
+            </w:r>
+            <w:proofErr w:type="spellEnd"/>
+            <w:r>
+              <w:rPr>
+                <w:rFonts w:asciiTheme="majorHAnsi" w:hAnsiTheme="majorHAnsi"/>
+                <w:sz w:val="19"/>
+                <w:szCs w:val="19"/>
+              </w:rPr>
+              <w:t xml:space="preserve"> y Domain </w:t>
             </w:r>
             <w:proofErr w:type="spellStart"/>
             <w:r>
@@ -14055,7 +14131,25 @@
                 <w:sz w:val="19"/>
                 <w:szCs w:val="19"/>
               </w:rPr>
-              <w:t xml:space="preserve"> y ReservaService (riesgo </w:t>
+              <w:t xml:space="preserve"> y </w:t>
+            </w:r>
+            <w:proofErr w:type="spellStart"/>
+            <w:r>
+              <w:rPr>
+                <w:rFonts w:asciiTheme="majorHAnsi" w:hAnsiTheme="majorHAnsi"/>
+                <w:sz w:val="19"/>
+                <w:szCs w:val="19"/>
+              </w:rPr>
+              <w:t>ReservaService</w:t>
+            </w:r>
+            <w:proofErr w:type="spellEnd"/>
+            <w:r>
+              <w:rPr>
+                <w:rFonts w:asciiTheme="majorHAnsi" w:hAnsiTheme="majorHAnsi"/>
+                <w:sz w:val="19"/>
+                <w:szCs w:val="19"/>
+              </w:rPr>
+              <w:t xml:space="preserve"> (riesgo </w:t>
             </w:r>
             <w:proofErr w:type="spellStart"/>
             <w:r>
@@ -15048,7 +15142,7 @@
                 <w:sz w:val="19"/>
                 <w:szCs w:val="19"/>
               </w:rPr>
-              <w:t xml:space="preserve">Revisa este glosario y estas reglas de FitZone [Socio, Membresía, ClaseProgramada, Reserva, </w:t>
+              <w:t xml:space="preserve">Revisa este glosario y estas reglas de </w:t>
             </w:r>
             <w:proofErr w:type="spellStart"/>
             <w:r>
@@ -15057,7 +15151,7 @@
                 <w:sz w:val="19"/>
                 <w:szCs w:val="19"/>
               </w:rPr>
-              <w:t>ListaDeEspera</w:t>
+              <w:t>FitZone</w:t>
             </w:r>
             <w:proofErr w:type="spellEnd"/>
             <w:r>
@@ -15066,7 +15160,7 @@
                 <w:sz w:val="19"/>
                 <w:szCs w:val="19"/>
               </w:rPr>
-              <w:t xml:space="preserve">, Instructor]. Propón candidatos a entidades, </w:t>
+              <w:t xml:space="preserve"> [Socio, Membresía, </w:t>
             </w:r>
             <w:proofErr w:type="spellStart"/>
             <w:r>
@@ -15075,7 +15169,7 @@
                 <w:sz w:val="19"/>
                 <w:szCs w:val="19"/>
               </w:rPr>
-              <w:t>Value</w:t>
+              <w:t>ClaseProgramada</w:t>
             </w:r>
             <w:proofErr w:type="spellEnd"/>
             <w:r>
@@ -15084,7 +15178,7 @@
                 <w:sz w:val="19"/>
                 <w:szCs w:val="19"/>
               </w:rPr>
-              <w:t xml:space="preserve"> </w:t>
+              <w:t xml:space="preserve">, Reserva, </w:t>
             </w:r>
             <w:proofErr w:type="spellStart"/>
             <w:r>
@@ -15093,7 +15187,7 @@
                 <w:sz w:val="19"/>
                 <w:szCs w:val="19"/>
               </w:rPr>
-              <w:t>Objects</w:t>
+              <w:t>ListaDeEspera</w:t>
             </w:r>
             <w:proofErr w:type="spellEnd"/>
             <w:r>
@@ -15102,7 +15196,61 @@
                 <w:sz w:val="19"/>
                 <w:szCs w:val="19"/>
               </w:rPr>
-              <w:t xml:space="preserve">, Aggregates y Domain </w:t>
+              <w:t xml:space="preserve">, Instructor]. Propón candidatos a entidades, </w:t>
+            </w:r>
+            <w:proofErr w:type="spellStart"/>
+            <w:r>
+              <w:rPr>
+                <w:rFonts w:asciiTheme="majorHAnsi" w:hAnsiTheme="majorHAnsi"/>
+                <w:sz w:val="19"/>
+                <w:szCs w:val="19"/>
+              </w:rPr>
+              <w:t>Value</w:t>
+            </w:r>
+            <w:proofErr w:type="spellEnd"/>
+            <w:r>
+              <w:rPr>
+                <w:rFonts w:asciiTheme="majorHAnsi" w:hAnsiTheme="majorHAnsi"/>
+                <w:sz w:val="19"/>
+                <w:szCs w:val="19"/>
+              </w:rPr>
+              <w:t xml:space="preserve"> </w:t>
+            </w:r>
+            <w:proofErr w:type="spellStart"/>
+            <w:r>
+              <w:rPr>
+                <w:rFonts w:asciiTheme="majorHAnsi" w:hAnsiTheme="majorHAnsi"/>
+                <w:sz w:val="19"/>
+                <w:szCs w:val="19"/>
+              </w:rPr>
+              <w:t>Objects</w:t>
+            </w:r>
+            <w:proofErr w:type="spellEnd"/>
+            <w:r>
+              <w:rPr>
+                <w:rFonts w:asciiTheme="majorHAnsi" w:hAnsiTheme="majorHAnsi"/>
+                <w:sz w:val="19"/>
+                <w:szCs w:val="19"/>
+              </w:rPr>
+              <w:t xml:space="preserve">, </w:t>
+            </w:r>
+            <w:proofErr w:type="spellStart"/>
+            <w:r>
+              <w:rPr>
+                <w:rFonts w:asciiTheme="majorHAnsi" w:hAnsiTheme="majorHAnsi"/>
+                <w:sz w:val="19"/>
+                <w:szCs w:val="19"/>
+              </w:rPr>
+              <w:t>Aggregates</w:t>
+            </w:r>
+            <w:proofErr w:type="spellEnd"/>
+            <w:r>
+              <w:rPr>
+                <w:rFonts w:asciiTheme="majorHAnsi" w:hAnsiTheme="majorHAnsi"/>
+                <w:sz w:val="19"/>
+                <w:szCs w:val="19"/>
+              </w:rPr>
+              <w:t xml:space="preserve"> y Domain </w:t>
             </w:r>
             <w:proofErr w:type="spellStart"/>
             <w:r>
@@ -17683,6 +17831,676 @@
         <w:pStyle w:val="Ttulo2"/>
         <w:jc w:val="both"/>
         <w:rPr>
+          <w:rFonts w:eastAsia="Calibri"/>
+          <w:b/>
+          <w:bCs/>
+          <w:color w:val="auto"/>
+          <w:sz w:val="26"/>
+          <w:szCs w:val="26"/>
+        </w:rPr>
+      </w:pPr>
+      <w:r>
+        <w:rPr>
+          <w:rFonts w:eastAsia="Calibri"/>
+          <w:b/>
+          <w:bCs/>
+          <w:color w:val="auto"/>
+          <w:sz w:val="26"/>
+          <w:szCs w:val="26"/>
+        </w:rPr>
+        <w:t>Conclusiones individuales</w:t>
+      </w:r>
+    </w:p>
+    <w:p>
+      <w:pPr>
+        <w:rPr>
+          <w:rFonts w:asciiTheme="majorHAnsi" w:hAnsiTheme="majorHAnsi"/>
+          <w:b/>
+          <w:bCs/>
+          <w:sz w:val="24"/>
+          <w:szCs w:val="24"/>
+        </w:rPr>
+      </w:pPr>
+      <w:r>
+        <w:rPr>
+          <w:rFonts w:asciiTheme="majorHAnsi" w:hAnsiTheme="majorHAnsi"/>
+          <w:b/>
+          <w:bCs/>
+          <w:sz w:val="24"/>
+          <w:szCs w:val="24"/>
+        </w:rPr>
+        <w:t>Conclusión de Christopher Cortez Garcia</w:t>
+      </w:r>
+    </w:p>
+    <w:p>
+      <w:pPr>
+        <w:jc w:val="both"/>
+        <w:rPr>
+          <w:rFonts w:asciiTheme="majorHAnsi" w:hAnsiTheme="majorHAnsi"/>
+          <w:sz w:val="22"/>
+          <w:szCs w:val="22"/>
+        </w:rPr>
+      </w:pPr>
+      <w:r>
+        <w:rPr>
+          <w:rFonts w:asciiTheme="majorHAnsi" w:hAnsiTheme="majorHAnsi"/>
+          <w:sz w:val="22"/>
+          <w:szCs w:val="22"/>
+        </w:rPr>
+        <w:t xml:space="preserve">Esta actividad me dejó claro que diseñar la arquitectura antes de programar no es un paso burocrático, sino lo que evita que el sistema se vuelva imposible de mantener. Trabajar el caso de </w:t>
+      </w:r>
+      <w:proofErr w:type="spellStart"/>
+      <w:r>
+        <w:rPr>
+          <w:rFonts w:asciiTheme="majorHAnsi" w:hAnsiTheme="majorHAnsi"/>
+          <w:sz w:val="22"/>
+          <w:szCs w:val="22"/>
+        </w:rPr>
+        <w:t>FitZone</w:t>
+      </w:r>
+      <w:proofErr w:type="spellEnd"/>
+      <w:r>
+        <w:rPr>
+          <w:rFonts w:asciiTheme="majorHAnsi" w:hAnsiTheme="majorHAnsi"/>
+          <w:sz w:val="22"/>
+          <w:szCs w:val="22"/>
+        </w:rPr>
+        <w:t xml:space="preserve"> me hizo entender por qué un Domain Model era la única opción viable: reglas como el cupo máximo, la lista de espera FIFO y el bloqueo por inasistencias no se pueden proteger bien si se dejan sueltas en scripts o repartidas entre tablas. Lo que más trabajo me costó fue aceptar que una propuesta "más simple" (como independizar Reserva o usar herencia en </w:t>
+      </w:r>
+      <w:proofErr w:type="spellStart"/>
+      <w:r>
+        <w:rPr>
+          <w:rFonts w:asciiTheme="majorHAnsi" w:hAnsiTheme="majorHAnsi"/>
+          <w:sz w:val="22"/>
+          <w:szCs w:val="22"/>
+        </w:rPr>
+        <w:t>ReservaDropIn</w:t>
+      </w:r>
+      <w:proofErr w:type="spellEnd"/>
+      <w:r>
+        <w:rPr>
+          <w:rFonts w:asciiTheme="majorHAnsi" w:hAnsiTheme="majorHAnsi"/>
+          <w:sz w:val="22"/>
+          <w:szCs w:val="22"/>
+        </w:rPr>
+        <w:t xml:space="preserve">) en realidad </w:t>
+      </w:r>
+      <w:r>
+        <w:rPr>
+          <w:rFonts w:asciiTheme="majorHAnsi" w:hAnsiTheme="majorHAnsi"/>
+          <w:sz w:val="22"/>
+          <w:szCs w:val="22"/>
+        </w:rPr>
+        <w:lastRenderedPageBreak/>
+        <w:t xml:space="preserve">escondía riesgos reales de inconsistencia, y que rechazarlas con una justificación sólida era parte del ejercicio, no un paso de más. Usar IA como apoyo aceleró el borrador de cada etapa, pero el trabajo real estuvo en contrastar cada propuesta contra el BRD y las </w:t>
+      </w:r>
+      <w:proofErr w:type="spellStart"/>
+      <w:r>
+        <w:rPr>
+          <w:rFonts w:asciiTheme="majorHAnsi" w:hAnsiTheme="majorHAnsi"/>
+          <w:sz w:val="22"/>
+          <w:szCs w:val="22"/>
+        </w:rPr>
+        <w:t>User</w:t>
+      </w:r>
+      <w:proofErr w:type="spellEnd"/>
+      <w:r>
+        <w:rPr>
+          <w:rFonts w:asciiTheme="majorHAnsi" w:hAnsiTheme="majorHAnsi"/>
+          <w:sz w:val="22"/>
+          <w:szCs w:val="22"/>
+        </w:rPr>
+        <w:t xml:space="preserve"> </w:t>
+      </w:r>
+      <w:proofErr w:type="spellStart"/>
+      <w:r>
+        <w:rPr>
+          <w:rFonts w:asciiTheme="majorHAnsi" w:hAnsiTheme="majorHAnsi"/>
+          <w:sz w:val="22"/>
+          <w:szCs w:val="22"/>
+        </w:rPr>
+        <w:t>Stories</w:t>
+      </w:r>
+      <w:proofErr w:type="spellEnd"/>
+      <w:r>
+        <w:rPr>
+          <w:rFonts w:asciiTheme="majorHAnsi" w:hAnsiTheme="majorHAnsi"/>
+          <w:sz w:val="22"/>
+          <w:szCs w:val="22"/>
+        </w:rPr>
+        <w:t xml:space="preserve">, corregir lo que no aplicaba a </w:t>
+      </w:r>
+      <w:proofErr w:type="spellStart"/>
+      <w:r>
+        <w:rPr>
+          <w:rFonts w:asciiTheme="majorHAnsi" w:hAnsiTheme="majorHAnsi"/>
+          <w:sz w:val="22"/>
+          <w:szCs w:val="22"/>
+        </w:rPr>
+        <w:t>FitZone</w:t>
+      </w:r>
+      <w:proofErr w:type="spellEnd"/>
+      <w:r>
+        <w:rPr>
+          <w:rFonts w:asciiTheme="majorHAnsi" w:hAnsiTheme="majorHAnsi"/>
+          <w:sz w:val="22"/>
+          <w:szCs w:val="22"/>
+        </w:rPr>
+        <w:t>, y al final verificarlo con código funcional: las 9 pruebas en verde confirmaron que la arquitectura que documentamos realmente se sostiene, no solo se ve bien en el papel. Me queda la responsabilidad de poder defender estas decisiones sin apoyarme en el documento, porque entenderlas fue justamente el objetivo de la actividad.</w:t>
+      </w:r>
+    </w:p>
+    <w:p>
+      <w:pPr>
+        <w:rPr>
+          <w:rFonts w:eastAsia="Calibri"/>
+        </w:rPr>
+      </w:pPr>
+    </w:p>
+    <w:p>
+      <w:pPr>
+        <w:rPr>
+          <w:rFonts w:asciiTheme="majorHAnsi" w:hAnsiTheme="majorHAnsi"/>
+          <w:b/>
+          <w:bCs/>
+          <w:sz w:val="24"/>
+          <w:szCs w:val="24"/>
+        </w:rPr>
+      </w:pPr>
+      <w:r>
+        <w:rPr>
+          <w:rFonts w:asciiTheme="majorHAnsi" w:hAnsiTheme="majorHAnsi"/>
+          <w:b/>
+          <w:bCs/>
+          <w:sz w:val="24"/>
+          <w:szCs w:val="24"/>
+        </w:rPr>
+        <w:t>Conclusión</w:t>
+      </w:r>
+      <w:r>
+        <w:rPr>
+          <w:rFonts w:asciiTheme="majorHAnsi" w:hAnsiTheme="majorHAnsi"/>
+          <w:b/>
+          <w:bCs/>
+          <w:sz w:val="24"/>
+          <w:szCs w:val="24"/>
+        </w:rPr>
+        <w:t xml:space="preserve"> de</w:t>
+      </w:r>
+      <w:r>
+        <w:rPr>
+          <w:rFonts w:asciiTheme="majorHAnsi" w:hAnsiTheme="majorHAnsi"/>
+          <w:b/>
+          <w:bCs/>
+          <w:sz w:val="24"/>
+          <w:szCs w:val="24"/>
+        </w:rPr>
+        <w:t xml:space="preserve"> Oscar Elias Vera Moreno</w:t>
+      </w:r>
+    </w:p>
+    <w:p>
+      <w:pPr>
+        <w:spacing w:after="200" w:line="300" w:lineRule="auto"/>
+        <w:jc w:val="both"/>
+        <w:rPr>
+          <w:rFonts w:asciiTheme="majorHAnsi" w:hAnsiTheme="majorHAnsi"/>
+          <w:sz w:val="22"/>
+          <w:szCs w:val="22"/>
+        </w:rPr>
+      </w:pPr>
+      <w:r>
+        <w:rPr>
+          <w:rFonts w:asciiTheme="majorHAnsi" w:hAnsiTheme="majorHAnsi"/>
+          <w:sz w:val="22"/>
+          <w:szCs w:val="22"/>
+        </w:rPr>
+        <w:t xml:space="preserve">Esta actividad me permitió entender que diseñar la arquitectura de un sistema no consiste en </w:t>
+      </w:r>
+    </w:p>
+    <w:p>
+      <w:pPr>
+        <w:spacing w:after="200" w:line="300" w:lineRule="auto"/>
+        <w:jc w:val="both"/>
+        <w:rPr>
+          <w:rFonts w:asciiTheme="majorHAnsi" w:hAnsiTheme="majorHAnsi"/>
+          <w:sz w:val="22"/>
+          <w:szCs w:val="22"/>
+        </w:rPr>
+      </w:pPr>
+      <w:r>
+        <w:rPr>
+          <w:rFonts w:asciiTheme="majorHAnsi" w:hAnsiTheme="majorHAnsi"/>
+          <w:sz w:val="22"/>
+          <w:szCs w:val="22"/>
+        </w:rPr>
+        <w:t xml:space="preserve">empezar a programar, sino en decidir primero dónde vive cada regla del negocio y por qué. Al trabajar con el caso </w:t>
+      </w:r>
+      <w:proofErr w:type="spellStart"/>
+      <w:r>
+        <w:rPr>
+          <w:rFonts w:asciiTheme="majorHAnsi" w:hAnsiTheme="majorHAnsi"/>
+          <w:sz w:val="22"/>
+          <w:szCs w:val="22"/>
+        </w:rPr>
+        <w:t>FitZone</w:t>
+      </w:r>
+      <w:proofErr w:type="spellEnd"/>
+      <w:r>
+        <w:rPr>
+          <w:rFonts w:asciiTheme="majorHAnsi" w:hAnsiTheme="majorHAnsi"/>
+          <w:sz w:val="22"/>
+          <w:szCs w:val="22"/>
+        </w:rPr>
+        <w:t xml:space="preserve"> pasé de los requerimientos de la Unidad 2 a una propuesta que separa dominio, aplicación e infraestructura, y comprendí que esa separación es lo que hace que el sistema sea mantenible cuando las reglas cambian, por ejemplo, si el umbral de no-shows pasara de 3 a 4.</w:t>
+      </w:r>
+    </w:p>
+    <w:p>
+      <w:pPr>
+        <w:spacing w:after="200" w:line="300" w:lineRule="auto"/>
+        <w:jc w:val="both"/>
+        <w:rPr>
+          <w:rFonts w:asciiTheme="majorHAnsi" w:hAnsiTheme="majorHAnsi"/>
+          <w:sz w:val="22"/>
+          <w:szCs w:val="22"/>
+        </w:rPr>
+      </w:pPr>
+      <w:r>
+        <w:rPr>
+          <w:rFonts w:asciiTheme="majorHAnsi" w:hAnsiTheme="majorHAnsi"/>
+          <w:sz w:val="22"/>
+          <w:szCs w:val="22"/>
+        </w:rPr>
+        <w:t xml:space="preserve">Lo que más aprendí fue la importancia de justificar las decisiones con evidencia. Elegir el Domain Model frente a </w:t>
+      </w:r>
+      <w:proofErr w:type="spellStart"/>
+      <w:r>
+        <w:rPr>
+          <w:rFonts w:asciiTheme="majorHAnsi" w:hAnsiTheme="majorHAnsi"/>
+          <w:sz w:val="22"/>
+          <w:szCs w:val="22"/>
+        </w:rPr>
+        <w:t>Transaction</w:t>
+      </w:r>
+      <w:proofErr w:type="spellEnd"/>
+      <w:r>
+        <w:rPr>
+          <w:rFonts w:asciiTheme="majorHAnsi" w:hAnsiTheme="majorHAnsi"/>
+          <w:sz w:val="22"/>
+          <w:szCs w:val="22"/>
+        </w:rPr>
+        <w:t xml:space="preserve"> Script y Table Module no fue una preferencia, sino una consecuencia de reglas concretas como el límite de reservas por plan, la lista de espera FIFO con ventana de 30 minutos y la sanción de 7 días por tres inasistencias. También me quedó claro por qué </w:t>
+      </w:r>
+      <w:proofErr w:type="spellStart"/>
+      <w:r>
+        <w:rPr>
+          <w:rFonts w:asciiTheme="majorHAnsi" w:hAnsiTheme="majorHAnsi"/>
+          <w:sz w:val="22"/>
+          <w:szCs w:val="22"/>
+        </w:rPr>
+        <w:t>ClaseProgramada</w:t>
+      </w:r>
+      <w:proofErr w:type="spellEnd"/>
+      <w:r>
+        <w:rPr>
+          <w:rFonts w:asciiTheme="majorHAnsi" w:hAnsiTheme="majorHAnsi"/>
+          <w:sz w:val="22"/>
+          <w:szCs w:val="22"/>
+        </w:rPr>
+        <w:t xml:space="preserve"> debe ser la raíz del agregado que protege el cupo: de otro modo, la sobreventa por condiciones de carrera sería posible. Las decisiones descartadas, como tratar Reserva como agregado independiente o modelar saldos a favor, me enseñaron que saber qué no incluir es parte del diseño.</w:t>
+      </w:r>
+    </w:p>
+    <w:p>
+      <w:pPr>
+        <w:spacing w:after="200" w:line="300" w:lineRule="auto"/>
+        <w:jc w:val="both"/>
+        <w:rPr>
+          <w:rFonts w:asciiTheme="majorHAnsi" w:hAnsiTheme="majorHAnsi"/>
+          <w:sz w:val="22"/>
+          <w:szCs w:val="22"/>
+        </w:rPr>
+      </w:pPr>
+      <w:r>
+        <w:rPr>
+          <w:rFonts w:asciiTheme="majorHAnsi" w:hAnsiTheme="majorHAnsi"/>
+          <w:sz w:val="22"/>
+          <w:szCs w:val="22"/>
+        </w:rPr>
+        <w:t xml:space="preserve">Las etapas de Service Layer, </w:t>
+      </w:r>
+      <w:proofErr w:type="spellStart"/>
+      <w:r>
+        <w:rPr>
+          <w:rFonts w:asciiTheme="majorHAnsi" w:hAnsiTheme="majorHAnsi"/>
+          <w:sz w:val="22"/>
+          <w:szCs w:val="22"/>
+        </w:rPr>
+        <w:t>Repository</w:t>
+      </w:r>
+      <w:proofErr w:type="spellEnd"/>
+      <w:r>
+        <w:rPr>
+          <w:rFonts w:asciiTheme="majorHAnsi" w:hAnsiTheme="majorHAnsi"/>
+          <w:sz w:val="22"/>
+          <w:szCs w:val="22"/>
+        </w:rPr>
+        <w:t xml:space="preserve">, </w:t>
+      </w:r>
+      <w:proofErr w:type="spellStart"/>
+      <w:r>
+        <w:rPr>
+          <w:rFonts w:asciiTheme="majorHAnsi" w:hAnsiTheme="majorHAnsi"/>
+          <w:sz w:val="22"/>
+          <w:szCs w:val="22"/>
+        </w:rPr>
+        <w:t>Unit</w:t>
+      </w:r>
+      <w:proofErr w:type="spellEnd"/>
+      <w:r>
+        <w:rPr>
+          <w:rFonts w:asciiTheme="majorHAnsi" w:hAnsiTheme="majorHAnsi"/>
+          <w:sz w:val="22"/>
+          <w:szCs w:val="22"/>
+        </w:rPr>
+        <w:t xml:space="preserve"> </w:t>
+      </w:r>
+      <w:proofErr w:type="spellStart"/>
+      <w:r>
+        <w:rPr>
+          <w:rFonts w:asciiTheme="majorHAnsi" w:hAnsiTheme="majorHAnsi"/>
+          <w:sz w:val="22"/>
+          <w:szCs w:val="22"/>
+        </w:rPr>
+        <w:t>of</w:t>
+      </w:r>
+      <w:proofErr w:type="spellEnd"/>
+      <w:r>
+        <w:rPr>
+          <w:rFonts w:asciiTheme="majorHAnsi" w:hAnsiTheme="majorHAnsi"/>
+          <w:sz w:val="22"/>
+          <w:szCs w:val="22"/>
+        </w:rPr>
+        <w:t xml:space="preserve"> Work y CQRS me ayudaron a ver cómo cada patrón resuelve un problema específico: los servicios de aplicación solo coordinan, los repositorios aíslan la base de datos, el </w:t>
+      </w:r>
+      <w:proofErr w:type="spellStart"/>
+      <w:r>
+        <w:rPr>
+          <w:rFonts w:asciiTheme="majorHAnsi" w:hAnsiTheme="majorHAnsi"/>
+          <w:sz w:val="22"/>
+          <w:szCs w:val="22"/>
+        </w:rPr>
+        <w:t>Unit</w:t>
+      </w:r>
+      <w:proofErr w:type="spellEnd"/>
+      <w:r>
+        <w:rPr>
+          <w:rFonts w:asciiTheme="majorHAnsi" w:hAnsiTheme="majorHAnsi"/>
+          <w:sz w:val="22"/>
+          <w:szCs w:val="22"/>
+        </w:rPr>
+        <w:t xml:space="preserve"> </w:t>
+      </w:r>
+      <w:proofErr w:type="spellStart"/>
+      <w:r>
+        <w:rPr>
+          <w:rFonts w:asciiTheme="majorHAnsi" w:hAnsiTheme="majorHAnsi"/>
+          <w:sz w:val="22"/>
+          <w:szCs w:val="22"/>
+        </w:rPr>
+        <w:t>of</w:t>
+      </w:r>
+      <w:proofErr w:type="spellEnd"/>
+      <w:r>
+        <w:rPr>
+          <w:rFonts w:asciiTheme="majorHAnsi" w:hAnsiTheme="majorHAnsi"/>
+          <w:sz w:val="22"/>
+          <w:szCs w:val="22"/>
+        </w:rPr>
+        <w:t xml:space="preserve"> Work garantiza que liberar un lugar y promover al siguiente socio ocurran de forma atómica, y CQRS se justifica únicamente en las consultas de alto volumen. La revisión con SOLID, con sus cinco hallazgos, mostró que incluso un diseño que parece correcto puede esconder acoplamientos que conviene corregir antes de escribir código.</w:t>
+      </w:r>
+    </w:p>
+    <w:p>
+      <w:pPr>
+        <w:spacing w:after="200" w:line="300" w:lineRule="auto"/>
+        <w:jc w:val="both"/>
+        <w:rPr>
+          <w:rFonts w:asciiTheme="majorHAnsi" w:hAnsiTheme="majorHAnsi"/>
+          <w:sz w:val="22"/>
+          <w:szCs w:val="22"/>
+        </w:rPr>
+      </w:pPr>
+      <w:r>
+        <w:rPr>
+          <w:rFonts w:asciiTheme="majorHAnsi" w:hAnsiTheme="majorHAnsi"/>
+          <w:sz w:val="22"/>
+          <w:szCs w:val="22"/>
+        </w:rPr>
+        <w:t xml:space="preserve">Sobre el uso de la IA, la bitácora dejó una lección importante: la herramienta propone rápido, pero también se equivoca. Detectamos y corregimos errores como la herencia de </w:t>
+      </w:r>
+      <w:proofErr w:type="spellStart"/>
+      <w:r>
+        <w:rPr>
+          <w:rFonts w:asciiTheme="majorHAnsi" w:hAnsiTheme="majorHAnsi"/>
+          <w:sz w:val="22"/>
+          <w:szCs w:val="22"/>
+        </w:rPr>
+        <w:t>ReservaDropIn</w:t>
+      </w:r>
+      <w:proofErr w:type="spellEnd"/>
+      <w:r>
+        <w:rPr>
+          <w:rFonts w:asciiTheme="majorHAnsi" w:hAnsiTheme="majorHAnsi"/>
+          <w:sz w:val="22"/>
+          <w:szCs w:val="22"/>
+        </w:rPr>
+        <w:t>, la combinación de patrones sin delimitar y el cálculo del límite de reservas por clase en lugar de por socio. Esto confirma que la IA es un apoyo y que la responsabilidad de validar contra el caso real es del equipo.</w:t>
+      </w:r>
+    </w:p>
+    <w:p>
+      <w:pPr>
+        <w:spacing w:after="200" w:line="300" w:lineRule="auto"/>
+        <w:jc w:val="both"/>
+        <w:rPr>
+          <w:rFonts w:asciiTheme="majorHAnsi" w:hAnsiTheme="majorHAnsi"/>
+          <w:sz w:val="22"/>
+          <w:szCs w:val="22"/>
+        </w:rPr>
+      </w:pPr>
+      <w:r>
+        <w:rPr>
+          <w:rFonts w:asciiTheme="majorHAnsi" w:hAnsiTheme="majorHAnsi"/>
+          <w:sz w:val="22"/>
+          <w:szCs w:val="22"/>
+        </w:rPr>
+        <w:t>Como pendientes personales, me queda ensayar la defensa de las decisiones sin apoyo de material generado y colaborar en subir el código base y los archivos .</w:t>
+      </w:r>
+      <w:proofErr w:type="spellStart"/>
+      <w:r>
+        <w:rPr>
+          <w:rFonts w:asciiTheme="majorHAnsi" w:hAnsiTheme="majorHAnsi"/>
+          <w:sz w:val="22"/>
+          <w:szCs w:val="22"/>
+        </w:rPr>
+        <w:t>drawio</w:t>
+      </w:r>
+      <w:proofErr w:type="spellEnd"/>
+      <w:r>
+        <w:rPr>
+          <w:rFonts w:asciiTheme="majorHAnsi" w:hAnsiTheme="majorHAnsi"/>
+          <w:sz w:val="22"/>
+          <w:szCs w:val="22"/>
+        </w:rPr>
+        <w:t xml:space="preserve"> al repositorio. En conjunto, la </w:t>
+      </w:r>
+      <w:r>
+        <w:rPr>
+          <w:rFonts w:asciiTheme="majorHAnsi" w:hAnsiTheme="majorHAnsi"/>
+          <w:sz w:val="22"/>
+          <w:szCs w:val="22"/>
+        </w:rPr>
+        <w:lastRenderedPageBreak/>
+        <w:t>actividad fortaleció mi capacidad para analizar un problema de negocio, traducirlo a un modelo de dominio y defender cada decisión arquitectónica con argumentos, algo que considero esencial para mi formación como ingeniero de software.</w:t>
+      </w:r>
+    </w:p>
+    <w:p>
+      <w:pPr>
+        <w:jc w:val="both"/>
+        <w:rPr>
+          <w:rFonts w:asciiTheme="majorHAnsi" w:eastAsia="Calibri" w:hAnsiTheme="majorHAnsi"/>
+          <w:b/>
+          <w:bCs/>
+          <w:sz w:val="24"/>
+          <w:szCs w:val="24"/>
+        </w:rPr>
+      </w:pPr>
+      <w:r>
+        <w:rPr>
+          <w:rFonts w:asciiTheme="majorHAnsi" w:eastAsia="Calibri" w:hAnsiTheme="majorHAnsi"/>
+          <w:b/>
+          <w:bCs/>
+          <w:sz w:val="24"/>
+          <w:szCs w:val="24"/>
+        </w:rPr>
+        <w:t xml:space="preserve">Conclusión de </w:t>
+      </w:r>
+      <w:r>
+        <w:rPr>
+          <w:rFonts w:asciiTheme="majorHAnsi" w:eastAsia="Calibri" w:hAnsiTheme="majorHAnsi"/>
+          <w:b/>
+          <w:bCs/>
+          <w:sz w:val="24"/>
+          <w:szCs w:val="24"/>
+        </w:rPr>
+        <w:t>Christofer Aaron Torres Puga</w:t>
+      </w:r>
+    </w:p>
+    <w:p>
+      <w:pPr>
+        <w:jc w:val="both"/>
+        <w:rPr>
+          <w:rFonts w:asciiTheme="majorHAnsi" w:eastAsia="Calibri" w:hAnsiTheme="majorHAnsi"/>
+          <w:sz w:val="22"/>
+          <w:szCs w:val="22"/>
+        </w:rPr>
+      </w:pPr>
+      <w:r>
+        <w:rPr>
+          <w:rFonts w:asciiTheme="majorHAnsi" w:eastAsia="Calibri" w:hAnsiTheme="majorHAnsi"/>
+          <w:sz w:val="22"/>
+          <w:szCs w:val="22"/>
+        </w:rPr>
+        <w:t xml:space="preserve">En conclusión, el desarrollo de este proyecto me permitió transformar los requerimientos iniciales de </w:t>
+      </w:r>
+      <w:proofErr w:type="spellStart"/>
+      <w:r>
+        <w:rPr>
+          <w:rFonts w:asciiTheme="majorHAnsi" w:eastAsia="Calibri" w:hAnsiTheme="majorHAnsi"/>
+          <w:sz w:val="22"/>
+          <w:szCs w:val="22"/>
+        </w:rPr>
+        <w:t>FitZone</w:t>
+      </w:r>
+      <w:proofErr w:type="spellEnd"/>
+      <w:r>
+        <w:rPr>
+          <w:rFonts w:asciiTheme="majorHAnsi" w:eastAsia="Calibri" w:hAnsiTheme="majorHAnsi"/>
+          <w:sz w:val="22"/>
+          <w:szCs w:val="22"/>
+        </w:rPr>
+        <w:t xml:space="preserve"> en una arquitectura de software robusta y lista para escalar. Considero que la decisión más importante que tomamos como equipo fue implementar el Domain Model; después de analizar otras opciones, me quedó claro que era la única forma de proteger reglas tan estrictas como el límite de cupos y resolver el problema de los "no-shows" sin enredar el código.  </w:t>
+      </w:r>
+    </w:p>
+    <w:p>
+      <w:pPr>
+        <w:jc w:val="both"/>
+        <w:rPr>
+          <w:rFonts w:asciiTheme="majorHAnsi" w:eastAsia="Calibri" w:hAnsiTheme="majorHAnsi"/>
+          <w:sz w:val="22"/>
+          <w:szCs w:val="22"/>
+        </w:rPr>
+      </w:pPr>
+      <w:r>
+        <w:rPr>
+          <w:rFonts w:ascii="Arial" w:eastAsia="Calibri" w:hAnsi="Arial" w:cs="Arial"/>
+          <w:sz w:val="22"/>
+          <w:szCs w:val="22"/>
+        </w:rPr>
+        <w:t>​</w:t>
+      </w:r>
+      <w:r>
+        <w:rPr>
+          <w:rFonts w:asciiTheme="majorHAnsi" w:eastAsia="Calibri" w:hAnsiTheme="majorHAnsi"/>
+          <w:sz w:val="22"/>
+          <w:szCs w:val="22"/>
+        </w:rPr>
+        <w:t xml:space="preserve">Para lograrlo, aplicamos conceptos de Arquitectura Limpia y DDD, definiendo muy bien los agregados principales y usando herramientas como </w:t>
+      </w:r>
+      <w:proofErr w:type="spellStart"/>
+      <w:r>
+        <w:rPr>
+          <w:rFonts w:asciiTheme="majorHAnsi" w:eastAsia="Calibri" w:hAnsiTheme="majorHAnsi"/>
+          <w:sz w:val="22"/>
+          <w:szCs w:val="22"/>
+        </w:rPr>
+        <w:t>Unit</w:t>
+      </w:r>
+      <w:proofErr w:type="spellEnd"/>
+      <w:r>
+        <w:rPr>
+          <w:rFonts w:asciiTheme="majorHAnsi" w:eastAsia="Calibri" w:hAnsiTheme="majorHAnsi"/>
+          <w:sz w:val="22"/>
+          <w:szCs w:val="22"/>
+        </w:rPr>
+        <w:t xml:space="preserve"> </w:t>
+      </w:r>
+      <w:proofErr w:type="spellStart"/>
+      <w:r>
+        <w:rPr>
+          <w:rFonts w:asciiTheme="majorHAnsi" w:eastAsia="Calibri" w:hAnsiTheme="majorHAnsi"/>
+          <w:sz w:val="22"/>
+          <w:szCs w:val="22"/>
+        </w:rPr>
+        <w:t>of</w:t>
+      </w:r>
+      <w:proofErr w:type="spellEnd"/>
+      <w:r>
+        <w:rPr>
+          <w:rFonts w:asciiTheme="majorHAnsi" w:eastAsia="Calibri" w:hAnsiTheme="majorHAnsi"/>
+          <w:sz w:val="22"/>
+          <w:szCs w:val="22"/>
+        </w:rPr>
+        <w:t xml:space="preserve"> Work para que las operaciones complejas (como cancelar y mover listas de espera) no se queden a medias. También pensamos en el rendimiento integrando un CQRS básico, lo que asegura que el sistema aguante muchas consultas a la vez sin saturar la base de datos.  </w:t>
+      </w:r>
+    </w:p>
+    <w:p>
+      <w:pPr>
+        <w:jc w:val="both"/>
+        <w:rPr>
+          <w:rFonts w:asciiTheme="majorHAnsi" w:eastAsia="Calibri" w:hAnsiTheme="majorHAnsi"/>
+          <w:sz w:val="22"/>
+          <w:szCs w:val="22"/>
+        </w:rPr>
+      </w:pPr>
+      <w:r>
+        <w:rPr>
+          <w:rFonts w:ascii="Arial" w:eastAsia="Calibri" w:hAnsi="Arial" w:cs="Arial"/>
+          <w:sz w:val="22"/>
+          <w:szCs w:val="22"/>
+        </w:rPr>
+        <w:t>​</w:t>
+      </w:r>
+      <w:r>
+        <w:rPr>
+          <w:rFonts w:asciiTheme="majorHAnsi" w:eastAsia="Calibri" w:hAnsiTheme="majorHAnsi"/>
+          <w:sz w:val="22"/>
+          <w:szCs w:val="22"/>
+        </w:rPr>
+        <w:t>Por último, esta actividad me dejó una gran lección sobre el uso de la Inteligencia Artificial. Me sirvió muchísimo como apoyo, pero aprendí que no se le puede aceptar todo a ciegas. Tuvimos que ser críticos, corregirle errores que rompían los principios SOLID y rechazar ideas que habrían causado problemas graves de concurrencia. Al final, logramos entregar un diseño justificado, donde cada componente tiene una razón de ser y responde directamente a lo que el gimnasio realmente necesita.</w:t>
+      </w:r>
+    </w:p>
+    <w:p>
+      <w:pPr>
+        <w:pStyle w:val="Ttulo2"/>
+        <w:jc w:val="both"/>
+        <w:rPr>
           <w:b/>
           <w:bCs/>
           <w:color w:val="auto"/>
@@ -17793,7 +18611,6 @@
           <w:sz w:val="18"/>
           <w:szCs w:val="18"/>
         </w:rPr>
-        <w:lastRenderedPageBreak/>
         <w:t>FitZone/</w:t>
       </w:r>
       <w:r>
@@ -17967,101 +18784,101 @@
           <w:sz w:val="18"/>
           <w:szCs w:val="18"/>
         </w:rPr>
-        <w:t>├── src/</w:t>
-      </w:r>
-      <w:r>
-        <w:br/>
-      </w:r>
+        <w:t xml:space="preserve">├── </w:t>
+      </w:r>
+      <w:proofErr w:type="spellStart"/>
       <w:r>
         <w:rPr>
           <w:rFonts w:ascii="Consolas" w:eastAsia="Consolas" w:hAnsi="Consolas" w:cs="Consolas"/>
           <w:sz w:val="18"/>
           <w:szCs w:val="18"/>
         </w:rPr>
-        <w:t xml:space="preserve">│   ├── </w:t>
-      </w:r>
-      <w:proofErr w:type="spellStart"/>
+        <w:t>src</w:t>
+      </w:r>
+      <w:proofErr w:type="spellEnd"/>
       <w:r>
         <w:rPr>
           <w:rFonts w:ascii="Consolas" w:eastAsia="Consolas" w:hAnsi="Consolas" w:cs="Consolas"/>
           <w:sz w:val="18"/>
           <w:szCs w:val="18"/>
         </w:rPr>
-        <w:t>aplicacion</w:t>
-      </w:r>
-      <w:proofErr w:type="spellEnd"/>
+        <w:t>/</w:t>
+      </w:r>
+      <w:r>
+        <w:br/>
+      </w:r>
       <w:r>
         <w:rPr>
           <w:rFonts w:ascii="Consolas" w:eastAsia="Consolas" w:hAnsi="Consolas" w:cs="Consolas"/>
           <w:sz w:val="18"/>
           <w:szCs w:val="18"/>
         </w:rPr>
-        <w:t>/         Application Services + CQRS (Etapas 4 y 6)</w:t>
-      </w:r>
-      <w:r>
-        <w:br/>
-      </w:r>
+        <w:t xml:space="preserve">│   ├── </w:t>
+      </w:r>
+      <w:proofErr w:type="spellStart"/>
       <w:r>
         <w:rPr>
           <w:rFonts w:ascii="Consolas" w:eastAsia="Consolas" w:hAnsi="Consolas" w:cs="Consolas"/>
           <w:sz w:val="18"/>
           <w:szCs w:val="18"/>
         </w:rPr>
-        <w:t xml:space="preserve">│   ├── dominio/            Aggregates, </w:t>
-      </w:r>
-      <w:proofErr w:type="spellStart"/>
+        <w:t>aplicacion</w:t>
+      </w:r>
+      <w:proofErr w:type="spellEnd"/>
       <w:r>
         <w:rPr>
           <w:rFonts w:ascii="Consolas" w:eastAsia="Consolas" w:hAnsi="Consolas" w:cs="Consolas"/>
           <w:sz w:val="18"/>
           <w:szCs w:val="18"/>
         </w:rPr>
-        <w:t>Entities</w:t>
-      </w:r>
-      <w:proofErr w:type="spellEnd"/>
+        <w:t xml:space="preserve">/         </w:t>
+      </w:r>
+      <w:proofErr w:type="spellStart"/>
       <w:r>
         <w:rPr>
           <w:rFonts w:ascii="Consolas" w:eastAsia="Consolas" w:hAnsi="Consolas" w:cs="Consolas"/>
           <w:sz w:val="18"/>
           <w:szCs w:val="18"/>
         </w:rPr>
-        <w:t xml:space="preserve">, </w:t>
-      </w:r>
-      <w:proofErr w:type="spellStart"/>
+        <w:t>Application</w:t>
+      </w:r>
+      <w:proofErr w:type="spellEnd"/>
       <w:r>
         <w:rPr>
           <w:rFonts w:ascii="Consolas" w:eastAsia="Consolas" w:hAnsi="Consolas" w:cs="Consolas"/>
           <w:sz w:val="18"/>
           <w:szCs w:val="18"/>
         </w:rPr>
-        <w:t>Value</w:t>
-      </w:r>
-      <w:proofErr w:type="spellEnd"/>
+        <w:t xml:space="preserve"> </w:t>
+      </w:r>
+      <w:proofErr w:type="spellStart"/>
       <w:r>
         <w:rPr>
           <w:rFonts w:ascii="Consolas" w:eastAsia="Consolas" w:hAnsi="Consolas" w:cs="Consolas"/>
           <w:sz w:val="18"/>
           <w:szCs w:val="18"/>
         </w:rPr>
-        <w:t xml:space="preserve"> </w:t>
-      </w:r>
-      <w:proofErr w:type="spellStart"/>
+        <w:t>Services</w:t>
+      </w:r>
+      <w:proofErr w:type="spellEnd"/>
       <w:r>
         <w:rPr>
           <w:rFonts w:ascii="Consolas" w:eastAsia="Consolas" w:hAnsi="Consolas" w:cs="Consolas"/>
           <w:sz w:val="18"/>
           <w:szCs w:val="18"/>
         </w:rPr>
-        <w:t>Objects</w:t>
-      </w:r>
-      <w:proofErr w:type="spellEnd"/>
+        <w:t xml:space="preserve"> + CQRS (Etapas 4 y 6)</w:t>
+      </w:r>
+      <w:r>
+        <w:br/>
+      </w:r>
       <w:r>
         <w:rPr>
           <w:rFonts w:ascii="Consolas" w:eastAsia="Consolas" w:hAnsi="Consolas" w:cs="Consolas"/>
           <w:sz w:val="18"/>
           <w:szCs w:val="18"/>
         </w:rPr>
-        <w:t xml:space="preserve">, Domain </w:t>
+        <w:t xml:space="preserve">│   ├── dominio/            </w:t>
       </w:r>
       <w:proofErr w:type="spellStart"/>
       <w:r>
@@ -18070,7 +18887,7 @@
           <w:sz w:val="18"/>
           <w:szCs w:val="18"/>
         </w:rPr>
-        <w:t>Events</w:t>
+        <w:t>Aggregates</w:t>
       </w:r>
       <w:proofErr w:type="spellEnd"/>
       <w:r>
@@ -18079,61 +18896,133 @@
           <w:sz w:val="18"/>
           <w:szCs w:val="18"/>
         </w:rPr>
-        <w:t xml:space="preserve"> (Etapa 3)</w:t>
-      </w:r>
-      <w:r>
-        <w:br/>
-      </w:r>
+        <w:t xml:space="preserve">, </w:t>
+      </w:r>
+      <w:proofErr w:type="spellStart"/>
       <w:r>
         <w:rPr>
           <w:rFonts w:ascii="Consolas" w:eastAsia="Consolas" w:hAnsi="Consolas" w:cs="Consolas"/>
           <w:sz w:val="18"/>
           <w:szCs w:val="18"/>
         </w:rPr>
-        <w:t>│   └── infraestructura/    Repository + Unit of Work (Etapa 5)</w:t>
-      </w:r>
-      <w:r>
-        <w:br/>
-      </w:r>
+        <w:t>Entities</w:t>
+      </w:r>
+      <w:proofErr w:type="spellEnd"/>
       <w:r>
         <w:rPr>
           <w:rFonts w:ascii="Consolas" w:eastAsia="Consolas" w:hAnsi="Consolas" w:cs="Consolas"/>
           <w:sz w:val="18"/>
           <w:szCs w:val="18"/>
         </w:rPr>
-        <w:t>├── tests/                  9 pruebas automáticas sobre los 5 casos de uso</w:t>
-      </w:r>
-      <w:r>
-        <w:br/>
-      </w:r>
+        <w:t xml:space="preserve">, </w:t>
+      </w:r>
+      <w:proofErr w:type="spellStart"/>
       <w:r>
         <w:rPr>
           <w:rFonts w:ascii="Consolas" w:eastAsia="Consolas" w:hAnsi="Consolas" w:cs="Consolas"/>
           <w:sz w:val="18"/>
           <w:szCs w:val="18"/>
         </w:rPr>
-        <w:t>├── README.md</w:t>
-      </w:r>
-      <w:r>
-        <w:br/>
-      </w:r>
+        <w:t>Value</w:t>
+      </w:r>
+      <w:proofErr w:type="spellEnd"/>
       <w:r>
         <w:rPr>
           <w:rFonts w:ascii="Consolas" w:eastAsia="Consolas" w:hAnsi="Consolas" w:cs="Consolas"/>
           <w:sz w:val="18"/>
           <w:szCs w:val="18"/>
         </w:rPr>
-        <w:t>├── pytest.ini</w:t>
-      </w:r>
-      <w:r>
-        <w:br/>
-      </w:r>
+        <w:t xml:space="preserve"> </w:t>
+      </w:r>
+      <w:proofErr w:type="spellStart"/>
       <w:r>
         <w:rPr>
           <w:rFonts w:ascii="Consolas" w:eastAsia="Consolas" w:hAnsi="Consolas" w:cs="Consolas"/>
           <w:sz w:val="18"/>
           <w:szCs w:val="18"/>
         </w:rPr>
+        <w:t>Objects</w:t>
+      </w:r>
+      <w:proofErr w:type="spellEnd"/>
+      <w:r>
+        <w:rPr>
+          <w:rFonts w:ascii="Consolas" w:eastAsia="Consolas" w:hAnsi="Consolas" w:cs="Consolas"/>
+          <w:sz w:val="18"/>
+          <w:szCs w:val="18"/>
+        </w:rPr>
+        <w:t xml:space="preserve">, Domain </w:t>
+      </w:r>
+      <w:proofErr w:type="spellStart"/>
+      <w:r>
+        <w:rPr>
+          <w:rFonts w:ascii="Consolas" w:eastAsia="Consolas" w:hAnsi="Consolas" w:cs="Consolas"/>
+          <w:sz w:val="18"/>
+          <w:szCs w:val="18"/>
+        </w:rPr>
+        <w:t>Events</w:t>
+      </w:r>
+      <w:proofErr w:type="spellEnd"/>
+      <w:r>
+        <w:rPr>
+          <w:rFonts w:ascii="Consolas" w:eastAsia="Consolas" w:hAnsi="Consolas" w:cs="Consolas"/>
+          <w:sz w:val="18"/>
+          <w:szCs w:val="18"/>
+        </w:rPr>
+        <w:t xml:space="preserve"> (Etapa 3)</w:t>
+      </w:r>
+      <w:r>
+        <w:br/>
+      </w:r>
+      <w:r>
+        <w:rPr>
+          <w:rFonts w:ascii="Consolas" w:eastAsia="Consolas" w:hAnsi="Consolas" w:cs="Consolas"/>
+          <w:sz w:val="18"/>
+          <w:szCs w:val="18"/>
+        </w:rPr>
+        <w:t>│   └── infraestructura/    Repository + Unit of Work (Etapa 5)</w:t>
+      </w:r>
+      <w:r>
+        <w:br/>
+      </w:r>
+      <w:r>
+        <w:rPr>
+          <w:rFonts w:ascii="Consolas" w:eastAsia="Consolas" w:hAnsi="Consolas" w:cs="Consolas"/>
+          <w:sz w:val="18"/>
+          <w:szCs w:val="18"/>
+        </w:rPr>
+        <w:t>├── tests/                  9 pruebas automáticas sobre los 5 casos de uso</w:t>
+      </w:r>
+      <w:r>
+        <w:br/>
+      </w:r>
+      <w:r>
+        <w:rPr>
+          <w:rFonts w:ascii="Consolas" w:eastAsia="Consolas" w:hAnsi="Consolas" w:cs="Consolas"/>
+          <w:sz w:val="18"/>
+          <w:szCs w:val="18"/>
+        </w:rPr>
+        <w:t>├── README.md</w:t>
+      </w:r>
+      <w:r>
+        <w:br/>
+      </w:r>
+      <w:r>
+        <w:rPr>
+          <w:rFonts w:ascii="Consolas" w:eastAsia="Consolas" w:hAnsi="Consolas" w:cs="Consolas"/>
+          <w:sz w:val="18"/>
+          <w:szCs w:val="18"/>
+        </w:rPr>
+        <w:t>├── pytest.ini</w:t>
+      </w:r>
+      <w:r>
+        <w:br/>
+      </w:r>
+      <w:r>
+        <w:rPr>
+          <w:rFonts w:ascii="Consolas" w:eastAsia="Consolas" w:hAnsi="Consolas" w:cs="Consolas"/>
+          <w:sz w:val="18"/>
+          <w:szCs w:val="18"/>
+        </w:rPr>
         <w:t>└── requirements.txt</w:t>
       </w:r>
     </w:p>
@@ -18153,6 +19042,7 @@
           <w:sz w:val="22"/>
           <w:szCs w:val="22"/>
         </w:rPr>
+        <w:lastRenderedPageBreak/>
         <w:t>Cada carpeta corresponde directamente a un entregable: docs/ cubre los entregables 01, 04 y 05 (informe, matriz y bitácora, en Word y PDF); diagrams/ cubre el 02 y el 03 (diagrama de dominio, de clases y los 2 de secuencia, cada uno en PDF y en imagen); y src/ + tests/ cubren el entregable 06 (código base dividido en aplicación, dominio e infraestructura, con 9 pruebas en verde).</w:t>
       </w:r>
     </w:p>
@@ -18948,40 +19838,6 @@
       <w:pPr>
         <w:rPr>
           <w:rFonts w:asciiTheme="majorHAnsi" w:hAnsiTheme="majorHAnsi"/>
-        </w:rPr>
-      </w:pPr>
-    </w:p>
-    <w:p>
-      <w:pPr>
-        <w:rPr>
-          <w:rFonts w:asciiTheme="majorHAnsi" w:hAnsiTheme="majorHAnsi"/>
-          <w:sz w:val="26"/>
-          <w:szCs w:val="26"/>
-        </w:rPr>
-      </w:pPr>
-    </w:p>
-    <w:p>
-      <w:pPr>
-        <w:rPr>
-          <w:rFonts w:asciiTheme="majorHAnsi" w:hAnsiTheme="majorHAnsi"/>
-          <w:sz w:val="26"/>
-          <w:szCs w:val="26"/>
-        </w:rPr>
-      </w:pPr>
-    </w:p>
-    <w:p>
-      <w:pPr>
-        <w:rPr>
-          <w:rFonts w:asciiTheme="majorHAnsi" w:hAnsiTheme="majorHAnsi"/>
-          <w:sz w:val="26"/>
-          <w:szCs w:val="26"/>
-        </w:rPr>
-      </w:pPr>
-    </w:p>
-    <w:p>
-      <w:pPr>
-        <w:rPr>
-          <w:rFonts w:asciiTheme="majorHAnsi" w:hAnsiTheme="majorHAnsi"/>
           <w:sz w:val="26"/>
           <w:szCs w:val="26"/>
         </w:rPr>
@@ -19007,7 +19863,6 @@
           <w:sz w:val="26"/>
           <w:szCs w:val="26"/>
         </w:rPr>
-        <w:lastRenderedPageBreak/>
         <w:t>Preguntas para la defensa</w:t>
       </w:r>
     </w:p>
@@ -19181,7 +20036,16 @@
           <w:sz w:val="22"/>
           <w:szCs w:val="22"/>
         </w:rPr>
-        <w:t>La invariante de que las reservas activas nunca superan la CapacidadMaxima vive dentro de ClaseProgramada (dominio). Si estuviera en un Application Service o en la capa de infraestructura, cualquier otro flujo podría saltársela y sobreasignar lugares, porque dejaría de ser una regla garantizada por el objeto y pasaría a depender de que cada desarrollador la revise manualmente.</w:t>
+        <w:t xml:space="preserve">La invariante de que las reservas activas nunca superan la CapacidadMaxima vive dentro de ClaseProgramada (dominio). Si estuviera en un Application Service o en la capa de infraestructura, </w:t>
+      </w:r>
+      <w:r>
+        <w:rPr>
+          <w:rFonts w:asciiTheme="majorHAnsi" w:eastAsia="Calibri" w:hAnsiTheme="majorHAnsi" w:cs="Calibri"/>
+          <w:sz w:val="22"/>
+          <w:szCs w:val="22"/>
+        </w:rPr>
+        <w:lastRenderedPageBreak/>
+        <w:t>cualquier otro flujo podría saltársela y sobreasignar lugares, porque dejaría de ser una regla garantizada por el objeto y pasaría a depender de que cada desarrollador la revise manualmente.</w:t>
       </w:r>
     </w:p>
     <w:p>
@@ -19346,16 +20210,7 @@
           <w:sz w:val="22"/>
           <w:szCs w:val="22"/>
         </w:rPr>
-        <w:t xml:space="preserve">Adoptar Domain Model de forma irrestricta implicó una mayor inversión inicial de diseño: hubo que identificar correctamente los Aggregates y sus límites de consistencia (Etapa 3) antes de poder </w:t>
-      </w:r>
-      <w:r>
-        <w:rPr>
-          <w:rFonts w:asciiTheme="majorHAnsi" w:eastAsia="Calibri" w:hAnsiTheme="majorHAnsi" w:cs="Calibri"/>
-          <w:sz w:val="22"/>
-          <w:szCs w:val="22"/>
-        </w:rPr>
-        <w:lastRenderedPageBreak/>
-        <w:t>escribir cualquier Service Layer, en vez de empezar a programar directamente como permitiría Transaction Script. El equipo aceptó ese costo a cambio de mayor solidez ante las reglas de excepción del caso.</w:t>
+        <w:t>Adoptar Domain Model de forma irrestricta implicó una mayor inversión inicial de diseño: hubo que identificar correctamente los Aggregates y sus límites de consistencia (Etapa 3) antes de poder escribir cualquier Service Layer, en vez de empezar a programar directamente como permitiría Transaction Script. El equipo aceptó ese costo a cambio de mayor solidez ante las reglas de excepción del caso.</w:t>
       </w:r>
     </w:p>
     <w:p>
